--- a/nbfiraredesignall.docx
+++ b/nbfiraredesignall.docx
@@ -1205,6 +1205,7 @@
                               <w:rPr>
                                 <w:rFonts w:ascii="Arial MT"/>
                                 <w:sz w:val="24"/>
+                                <w:lang w:val="en-GB"/>
                               </w:rPr>
                             </w:pPr>
                             <w:r>
@@ -1212,16 +1213,18 @@
                                 <w:rFonts w:ascii="Arial MT"/>
                                 <w:spacing w:val="-2"/>
                                 <w:sz w:val="24"/>
+                                <w:lang w:val="en-GB"/>
                               </w:rPr>
-                              <w:t>0</w:t>
+                              <w:t>20</w:t>
                             </w:r>
                             <w:r>
                               <w:rPr>
                                 <w:rFonts w:ascii="Arial MT"/>
                                 <w:spacing w:val="-2"/>
                                 <w:sz w:val="24"/>
+                                <w:lang w:val="en-GB"/>
                               </w:rPr>
-                              <w:t>/2026</w:t>
+                              <w:t>/05/2025</w:t>
                             </w:r>
                           </w:p>
                         </w:txbxContent>
@@ -1254,6 +1257,7 @@
                         <w:rPr>
                           <w:rFonts w:ascii="Arial MT"/>
                           <w:sz w:val="24"/>
+                          <w:lang w:val="en-GB"/>
                         </w:rPr>
                       </w:pPr>
                       <w:r>
@@ -1261,16 +1265,18 @@
                           <w:rFonts w:ascii="Arial MT"/>
                           <w:spacing w:val="-2"/>
                           <w:sz w:val="24"/>
+                          <w:lang w:val="en-GB"/>
                         </w:rPr>
-                        <w:t>0</w:t>
+                        <w:t>20</w:t>
                       </w:r>
                       <w:r>
                         <w:rPr>
                           <w:rFonts w:ascii="Arial MT"/>
                           <w:spacing w:val="-2"/>
                           <w:sz w:val="24"/>
+                          <w:lang w:val="en-GB"/>
                         </w:rPr>
-                        <w:t>/2026</w:t>
+                        <w:t>/05/2025</w:t>
                       </w:r>
                     </w:p>
                   </w:txbxContent>
@@ -3210,7 +3216,7 @@
           <w:spacing w:val="1"/>
           <w:w w:val="117"/>
         </w:rPr>
-        <w:t>01</w:t>
+        <w:t>20</w:t>
       </w:r>
       <w:r>
         <w:rPr>
@@ -4330,7 +4336,23 @@
           <w:sz w:val="24"/>
           <w:szCs w:val="24"/>
         </w:rPr>
-        <w:t>This website is primarily targeted at individuals aged 18 to 55, including the general public, consumers, regulated institutions, investors and analysts, media professionals, and job seekers. These users are generally familiar with the internet and digital tools. Most access the site via mobile devices, so the design is optimized to function effectively on both mobile and desktop platforms. They typically use modern browsers such as Chrome, Firefox, and Safari, and prefer websites that are fast, visually clean, and reliable, with quick loading times and smooth functionality</w:t>
+        <w:t xml:space="preserve">This website is primarily targeted at individuals aged 18 to 55, including the </w:t>
+      </w:r>
+      <w:proofErr w:type="gramStart"/>
+      <w:r>
+        <w:rPr>
+          <w:sz w:val="24"/>
+          <w:szCs w:val="24"/>
+        </w:rPr>
+        <w:t>general public</w:t>
+      </w:r>
+      <w:proofErr w:type="gramEnd"/>
+      <w:r>
+        <w:rPr>
+          <w:sz w:val="24"/>
+          <w:szCs w:val="24"/>
+        </w:rPr>
+        <w:t>, consumers, regulated institutions, investors and analysts, media professionals, and job seekers. These users are generally familiar with the internet and digital tools. Most access the site via mobile devices, so the design is optimized to function effectively on both mobile and desktop platforms. They typically use modern browsers such as Chrome, Firefox, and Safari, and prefer websites that are fast, visually clean, and reliable, with quick loading times and smooth functionality</w:t>
       </w:r>
       <w:r>
         <w:t>.</w:t>
@@ -4899,8 +4921,18 @@
           <w:sz w:val="28"/>
           <w:szCs w:val="28"/>
         </w:rPr>
-        <w:t>Regulated entities(</w:t>
-      </w:r>
+        <w:t xml:space="preserve">Regulated </w:t>
+      </w:r>
+      <w:proofErr w:type="gramStart"/>
+      <w:r>
+        <w:rPr>
+          <w:color w:val="44546A" w:themeColor="text2"/>
+          <w:sz w:val="28"/>
+          <w:szCs w:val="28"/>
+        </w:rPr>
+        <w:t>entities(</w:t>
+      </w:r>
+      <w:proofErr w:type="gramEnd"/>
       <w:r>
         <w:rPr>
           <w:color w:val="44546A" w:themeColor="text2"/>
@@ -4923,13 +4955,23 @@
           <w:szCs w:val="28"/>
         </w:rPr>
       </w:pPr>
+      <w:proofErr w:type="gramStart"/>
       <w:r>
         <w:rPr>
           <w:color w:val="44546A" w:themeColor="text2"/>
           <w:sz w:val="28"/>
           <w:szCs w:val="28"/>
         </w:rPr>
-        <w:t>Consumer( consumer.html)</w:t>
+        <w:t>Consumer( consumer.html</w:t>
+      </w:r>
+      <w:proofErr w:type="gramEnd"/>
+      <w:r>
+        <w:rPr>
+          <w:color w:val="44546A" w:themeColor="text2"/>
+          <w:sz w:val="28"/>
+          <w:szCs w:val="28"/>
+        </w:rPr>
+        <w:t>)</w:t>
       </w:r>
     </w:p>
     <w:p>
@@ -4945,14 +4987,84 @@
           <w:szCs w:val="28"/>
         </w:rPr>
       </w:pPr>
+      <w:proofErr w:type="gramStart"/>
       <w:r>
         <w:rPr>
           <w:color w:val="44546A" w:themeColor="text2"/>
           <w:sz w:val="28"/>
           <w:szCs w:val="28"/>
         </w:rPr>
-        <w:t>Complaints(complaints.html)</w:t>
-      </w:r>
+        <w:t>News</w:t>
+      </w:r>
+      <w:r>
+        <w:rPr>
+          <w:color w:val="44546A" w:themeColor="text2"/>
+          <w:sz w:val="28"/>
+          <w:szCs w:val="28"/>
+        </w:rPr>
+        <w:t xml:space="preserve"> </w:t>
+      </w:r>
+      <w:r>
+        <w:rPr>
+          <w:color w:val="44546A" w:themeColor="text2"/>
+          <w:sz w:val="28"/>
+          <w:szCs w:val="28"/>
+        </w:rPr>
+        <w:t xml:space="preserve"> and</w:t>
+      </w:r>
+      <w:proofErr w:type="gramEnd"/>
+      <w:r>
+        <w:rPr>
+          <w:color w:val="44546A" w:themeColor="text2"/>
+          <w:sz w:val="28"/>
+          <w:szCs w:val="28"/>
+        </w:rPr>
+        <w:t xml:space="preserve"> </w:t>
+      </w:r>
+      <w:proofErr w:type="gramStart"/>
+      <w:r>
+        <w:rPr>
+          <w:color w:val="44546A" w:themeColor="text2"/>
+          <w:sz w:val="28"/>
+          <w:szCs w:val="28"/>
+        </w:rPr>
+        <w:t>media</w:t>
+      </w:r>
+      <w:r>
+        <w:rPr>
+          <w:color w:val="44546A" w:themeColor="text2"/>
+          <w:sz w:val="28"/>
+          <w:szCs w:val="28"/>
+        </w:rPr>
+        <w:t>(</w:t>
+      </w:r>
+      <w:proofErr w:type="gramEnd"/>
+      <w:r>
+        <w:rPr>
+          <w:color w:val="44546A" w:themeColor="text2"/>
+          <w:sz w:val="28"/>
+          <w:szCs w:val="28"/>
+        </w:rPr>
+        <w:t>News.html</w:t>
+      </w:r>
+      <w:proofErr w:type="gramStart"/>
+      <w:r>
+        <w:rPr>
+          <w:color w:val="44546A" w:themeColor="text2"/>
+          <w:sz w:val="28"/>
+          <w:szCs w:val="28"/>
+        </w:rPr>
+        <w:t xml:space="preserve">) </w:t>
+      </w:r>
+      <w:r>
+        <w:rPr>
+          <w:color w:val="44546A" w:themeColor="text2"/>
+          <w:sz w:val="28"/>
+          <w:szCs w:val="28"/>
+        </w:rPr>
+        <w:t>:</w:t>
+      </w:r>
+      <w:proofErr w:type="gramEnd"/>
     </w:p>
     <w:p>
       <w:pPr>
@@ -4973,72 +5085,18 @@
           <w:sz w:val="28"/>
           <w:szCs w:val="28"/>
         </w:rPr>
-        <w:t>News</w:t>
-      </w:r>
-      <w:r>
+        <w:t>Feedback (feedback.html):</w:t>
+      </w:r>
+    </w:p>
+    <w:p>
+      <w:pPr>
+        <w:pStyle w:val="ListParagraph"/>
+        <w:ind w:left="780"/>
         <w:rPr>
           <w:color w:val="44546A" w:themeColor="text2"/>
           <w:sz w:val="28"/>
           <w:szCs w:val="28"/>
         </w:rPr>
-        <w:t xml:space="preserve"> </w:t>
-      </w:r>
-      <w:r>
-        <w:rPr>
-          <w:color w:val="44546A" w:themeColor="text2"/>
-          <w:sz w:val="28"/>
-          <w:szCs w:val="28"/>
-        </w:rPr>
-        <w:t xml:space="preserve"> and media</w:t>
-      </w:r>
-      <w:r>
-        <w:rPr>
-          <w:color w:val="44546A" w:themeColor="text2"/>
-          <w:sz w:val="28"/>
-          <w:szCs w:val="28"/>
-        </w:rPr>
-        <w:t xml:space="preserve">(News.html) </w:t>
-      </w:r>
-      <w:r>
-        <w:rPr>
-          <w:color w:val="44546A" w:themeColor="text2"/>
-          <w:sz w:val="28"/>
-          <w:szCs w:val="28"/>
-        </w:rPr>
-        <w:t>:</w:t>
-      </w:r>
-    </w:p>
-    <w:p>
-      <w:pPr>
-        <w:pStyle w:val="ListParagraph"/>
-        <w:numPr>
-          <w:ilvl w:val="0"/>
-          <w:numId w:val="15"/>
-        </w:numPr>
-        <w:rPr>
-          <w:color w:val="44546A" w:themeColor="text2"/>
-          <w:sz w:val="28"/>
-          <w:szCs w:val="28"/>
-        </w:rPr>
-      </w:pPr>
-      <w:r>
-        <w:rPr>
-          <w:color w:val="44546A" w:themeColor="text2"/>
-          <w:sz w:val="28"/>
-          <w:szCs w:val="28"/>
-        </w:rPr>
-        <w:t>Feedback (feedback.html):</w:t>
-      </w:r>
-    </w:p>
-    <w:p>
-      <w:pPr>
-        <w:pStyle w:val="ListParagraph"/>
-        <w:ind w:left="780"/>
-        <w:rPr>
-          <w:color w:val="44546A" w:themeColor="text2"/>
-          <w:sz w:val="28"/>
-          <w:szCs w:val="28"/>
-        </w:rPr>
       </w:pPr>
     </w:p>
     <w:p>
@@ -5082,10 +5140,10 @@
           <w:szCs w:val="40"/>
         </w:rPr>
         <w:drawing>
-          <wp:inline distT="0" distB="0" distL="0" distR="0" wp14:anchorId="5FC3DF33" wp14:editId="38D6C085">
-            <wp:extent cx="5731510" cy="1386205"/>
-            <wp:effectExtent l="0" t="0" r="2540" b="4445"/>
-            <wp:docPr id="409974859" name="Picture 11"/>
+          <wp:inline distT="0" distB="0" distL="0" distR="0" wp14:anchorId="69446510" wp14:editId="6A0295A1">
+            <wp:extent cx="6077666" cy="2419350"/>
+            <wp:effectExtent l="0" t="0" r="0" b="0"/>
+            <wp:docPr id="2006443787" name="Picture 16"/>
             <wp:cNvGraphicFramePr>
               <a:graphicFrameLocks xmlns:a="http://schemas.openxmlformats.org/drawingml/2006/main" noChangeAspect="1"/>
             </wp:cNvGraphicFramePr>
@@ -5093,7 +5151,7 @@
               <a:graphicData uri="http://schemas.openxmlformats.org/drawingml/2006/picture">
                 <pic:pic xmlns:pic="http://schemas.openxmlformats.org/drawingml/2006/picture">
                   <pic:nvPicPr>
-                    <pic:cNvPr id="409974859" name="Picture 409974859"/>
+                    <pic:cNvPr id="2006443787" name="Picture 2006443787"/>
                     <pic:cNvPicPr/>
                   </pic:nvPicPr>
                   <pic:blipFill>
@@ -5111,7 +5169,7 @@
                   <pic:spPr>
                     <a:xfrm>
                       <a:off x="0" y="0"/>
-                      <a:ext cx="5731510" cy="1386205"/>
+                      <a:ext cx="6088853" cy="2423803"/>
                     </a:xfrm>
                     <a:prstGeom prst="rect">
                       <a:avLst/>
@@ -5342,7 +5400,6 @@
           <w:szCs w:val="40"/>
           <w:lang w:eastAsia="en-ZA"/>
         </w:rPr>
-        <w:lastRenderedPageBreak/>
         <w:t>3.0 TECHNOLOGIES USED</w:t>
       </w:r>
     </w:p>
@@ -5372,7 +5429,29 @@
           <w:szCs w:val="32"/>
           <w:lang w:eastAsia="en-ZA"/>
         </w:rPr>
-        <w:t xml:space="preserve">HTML 5 : </w:t>
+        <w:t xml:space="preserve">HTML </w:t>
+      </w:r>
+      <w:proofErr w:type="gramStart"/>
+      <w:r>
+        <w:rPr>
+          <w:rFonts w:ascii="Arial" w:eastAsia="Arial" w:hAnsi="Arial" w:cs="Arial"/>
+          <w:color w:val="44546A" w:themeColor="text2"/>
+          <w:sz w:val="32"/>
+          <w:szCs w:val="32"/>
+          <w:lang w:eastAsia="en-ZA"/>
+        </w:rPr>
+        <w:t>5 :</w:t>
+      </w:r>
+      <w:proofErr w:type="gramEnd"/>
+      <w:r>
+        <w:rPr>
+          <w:rFonts w:ascii="Arial" w:eastAsia="Arial" w:hAnsi="Arial" w:cs="Arial"/>
+          <w:color w:val="44546A" w:themeColor="text2"/>
+          <w:sz w:val="32"/>
+          <w:szCs w:val="32"/>
+          <w:lang w:eastAsia="en-ZA"/>
+        </w:rPr>
+        <w:t xml:space="preserve"> </w:t>
       </w:r>
       <w:r>
         <w:rPr>
@@ -5472,6 +5551,7 @@
         </w:rPr>
         <w:t xml:space="preserve">Bootstrap 5.3.2: </w:t>
       </w:r>
+      <w:proofErr w:type="gramStart"/>
       <w:r>
         <w:rPr>
           <w:rFonts w:ascii="Arial" w:eastAsia="Arial" w:hAnsi="Arial" w:cs="Arial"/>
@@ -5480,7 +5560,18 @@
           <w:szCs w:val="28"/>
           <w:lang w:eastAsia="en-ZA"/>
         </w:rPr>
-        <w:t>Helped out with layout, responsiveness, and components like navbars and cards</w:t>
+        <w:t>Helped out</w:t>
+      </w:r>
+      <w:proofErr w:type="gramEnd"/>
+      <w:r>
+        <w:rPr>
+          <w:rFonts w:ascii="Arial" w:eastAsia="Arial" w:hAnsi="Arial" w:cs="Arial"/>
+          <w:color w:val="000000" w:themeColor="text1"/>
+          <w:sz w:val="28"/>
+          <w:szCs w:val="28"/>
+          <w:lang w:eastAsia="en-ZA"/>
+        </w:rPr>
+        <w:t xml:space="preserve"> with layout, responsiveness, and components like navbars and cards</w:t>
       </w:r>
       <w:r>
         <w:rPr>
@@ -5590,22 +5681,9 @@
     <w:p>
       <w:pPr>
         <w:pStyle w:val="ListParagraph"/>
-        <w:numPr>
-          <w:ilvl w:val="0"/>
-          <w:numId w:val="17"/>
-        </w:numPr>
         <w:tabs>
           <w:tab w:val="left" w:pos="2472"/>
         </w:tabs>
-        <w:rPr>
-          <w:rFonts w:ascii="Arial" w:eastAsia="Arial" w:hAnsi="Arial" w:cs="Arial"/>
-          <w:color w:val="000000" w:themeColor="text1"/>
-          <w:sz w:val="28"/>
-          <w:szCs w:val="28"/>
-          <w:lang w:eastAsia="en-ZA"/>
-        </w:rPr>
-      </w:pPr>
-      <w:r>
         <w:rPr>
           <w:rFonts w:ascii="Arial" w:eastAsia="Arial" w:hAnsi="Arial" w:cs="Arial"/>
           <w:color w:val="44546A" w:themeColor="text2"/>
@@ -5613,18 +5691,7 @@
           <w:szCs w:val="32"/>
           <w:lang w:eastAsia="en-ZA"/>
         </w:rPr>
-        <w:t xml:space="preserve">Vs code: </w:t>
-      </w:r>
-      <w:r>
-        <w:rPr>
-          <w:rFonts w:ascii="Arial" w:eastAsia="Arial" w:hAnsi="Arial" w:cs="Arial"/>
-          <w:color w:val="000000" w:themeColor="text1"/>
-          <w:sz w:val="28"/>
-          <w:szCs w:val="28"/>
-          <w:lang w:eastAsia="en-ZA"/>
-        </w:rPr>
-        <w:t>Used for all the coding work with extensions for live server preview.</w:t>
-      </w:r>
+      </w:pPr>
     </w:p>
     <w:p>
       <w:pPr>
@@ -5652,17 +5719,7 @@
           <w:szCs w:val="32"/>
           <w:lang w:eastAsia="en-ZA"/>
         </w:rPr>
-        <w:t xml:space="preserve">CANVA </w:t>
-      </w:r>
-      <w:r>
-        <w:rPr>
-          <w:rFonts w:ascii="Arial" w:eastAsia="Arial" w:hAnsi="Arial" w:cs="Arial"/>
-          <w:color w:val="44546A" w:themeColor="text2"/>
-          <w:sz w:val="32"/>
-          <w:szCs w:val="32"/>
-          <w:lang w:eastAsia="en-ZA"/>
-        </w:rPr>
-        <w:t xml:space="preserve">: </w:t>
+        <w:t xml:space="preserve">Vs code: </w:t>
       </w:r>
       <w:r>
         <w:rPr>
@@ -5672,7 +5729,7 @@
           <w:szCs w:val="28"/>
           <w:lang w:eastAsia="en-ZA"/>
         </w:rPr>
-        <w:t>Used to design logos and edit images and icons for this site.</w:t>
+        <w:t>Used for all the coding work with extensions for live server preview.</w:t>
       </w:r>
     </w:p>
     <w:p>
@@ -5687,31 +5744,43 @@
         </w:tabs>
         <w:rPr>
           <w:rFonts w:ascii="Arial" w:eastAsia="Arial" w:hAnsi="Arial" w:cs="Arial"/>
-          <w:color w:val="44546A" w:themeColor="text2"/>
-          <w:sz w:val="32"/>
-          <w:szCs w:val="32"/>
-          <w:lang w:eastAsia="en-ZA"/>
-        </w:rPr>
-      </w:pPr>
-      <w:r>
-        <w:rPr>
-          <w:rFonts w:ascii="Arial" w:eastAsia="Arial" w:hAnsi="Arial" w:cs="Arial"/>
-          <w:color w:val="44546A" w:themeColor="text2"/>
-          <w:sz w:val="32"/>
-          <w:szCs w:val="32"/>
-          <w:lang w:eastAsia="en-ZA"/>
-        </w:rPr>
-        <w:t xml:space="preserve">Git: </w:t>
-      </w:r>
-      <w:r>
-        <w:rPr>
-          <w:rFonts w:ascii="Arial" w:eastAsia="Arial" w:hAnsi="Arial" w:cs="Arial"/>
           <w:color w:val="000000" w:themeColor="text1"/>
           <w:sz w:val="28"/>
           <w:szCs w:val="28"/>
           <w:lang w:eastAsia="en-ZA"/>
         </w:rPr>
-        <w:t>Managed</w:t>
+      </w:pPr>
+      <w:proofErr w:type="gramStart"/>
+      <w:r>
+        <w:rPr>
+          <w:rFonts w:ascii="Arial" w:eastAsia="Arial" w:hAnsi="Arial" w:cs="Arial"/>
+          <w:color w:val="44546A" w:themeColor="text2"/>
+          <w:sz w:val="32"/>
+          <w:szCs w:val="32"/>
+          <w:lang w:eastAsia="en-ZA"/>
+        </w:rPr>
+        <w:t xml:space="preserve">CANVA </w:t>
+      </w:r>
+      <w:r>
+        <w:rPr>
+          <w:rFonts w:ascii="Arial" w:eastAsia="Arial" w:hAnsi="Arial" w:cs="Arial"/>
+          <w:color w:val="44546A" w:themeColor="text2"/>
+          <w:sz w:val="32"/>
+          <w:szCs w:val="32"/>
+          <w:lang w:eastAsia="en-ZA"/>
+        </w:rPr>
+        <w:t>:</w:t>
+      </w:r>
+      <w:proofErr w:type="gramEnd"/>
+      <w:r>
+        <w:rPr>
+          <w:rFonts w:ascii="Arial" w:eastAsia="Arial" w:hAnsi="Arial" w:cs="Arial"/>
+          <w:color w:val="44546A" w:themeColor="text2"/>
+          <w:sz w:val="32"/>
+          <w:szCs w:val="32"/>
+          <w:lang w:eastAsia="en-ZA"/>
+        </w:rPr>
+        <w:t xml:space="preserve"> </w:t>
       </w:r>
       <w:r>
         <w:rPr>
@@ -5721,17 +5790,7 @@
           <w:szCs w:val="28"/>
           <w:lang w:eastAsia="en-ZA"/>
         </w:rPr>
-        <w:t xml:space="preserve"> version control during development</w:t>
-      </w:r>
-      <w:r>
-        <w:rPr>
-          <w:rFonts w:ascii="Arial" w:eastAsia="Arial" w:hAnsi="Arial" w:cs="Arial"/>
-          <w:color w:val="44546A" w:themeColor="text2"/>
-          <w:sz w:val="32"/>
-          <w:szCs w:val="32"/>
-          <w:lang w:eastAsia="en-ZA"/>
-        </w:rPr>
-        <w:t>.</w:t>
+        <w:t>Used to design logos and edit images and icons for this site.</w:t>
       </w:r>
     </w:p>
     <w:p>
@@ -5746,6 +5805,65 @@
         </w:tabs>
         <w:rPr>
           <w:rFonts w:ascii="Arial" w:eastAsia="Arial" w:hAnsi="Arial" w:cs="Arial"/>
+          <w:color w:val="44546A" w:themeColor="text2"/>
+          <w:sz w:val="32"/>
+          <w:szCs w:val="32"/>
+          <w:lang w:eastAsia="en-ZA"/>
+        </w:rPr>
+      </w:pPr>
+      <w:r>
+        <w:rPr>
+          <w:rFonts w:ascii="Arial" w:eastAsia="Arial" w:hAnsi="Arial" w:cs="Arial"/>
+          <w:color w:val="44546A" w:themeColor="text2"/>
+          <w:sz w:val="32"/>
+          <w:szCs w:val="32"/>
+          <w:lang w:eastAsia="en-ZA"/>
+        </w:rPr>
+        <w:t xml:space="preserve">Git: </w:t>
+      </w:r>
+      <w:r>
+        <w:rPr>
+          <w:rFonts w:ascii="Arial" w:eastAsia="Arial" w:hAnsi="Arial" w:cs="Arial"/>
+          <w:color w:val="000000" w:themeColor="text1"/>
+          <w:sz w:val="28"/>
+          <w:szCs w:val="28"/>
+          <w:lang w:eastAsia="en-ZA"/>
+        </w:rPr>
+        <w:t>Managed</w:t>
+      </w:r>
+      <w:r>
+        <w:rPr>
+          <w:rFonts w:ascii="Arial" w:eastAsia="Arial" w:hAnsi="Arial" w:cs="Arial"/>
+          <w:color w:val="000000" w:themeColor="text1"/>
+          <w:sz w:val="28"/>
+          <w:szCs w:val="28"/>
+          <w:lang w:eastAsia="en-ZA"/>
+        </w:rPr>
+        <w:t xml:space="preserve"> version control during development</w:t>
+      </w:r>
+      <w:r>
+        <w:rPr>
+          <w:rFonts w:ascii="Arial" w:eastAsia="Arial" w:hAnsi="Arial" w:cs="Arial"/>
+          <w:color w:val="44546A" w:themeColor="text2"/>
+          <w:sz w:val="32"/>
+          <w:szCs w:val="32"/>
+          <w:lang w:eastAsia="en-ZA"/>
+        </w:rPr>
+        <w:t>.</w:t>
+      </w:r>
+    </w:p>
+    <w:p>
+      <w:pPr>
+        <w:pStyle w:val="ListParagraph"/>
+        <w:numPr>
+          <w:ilvl w:val="0"/>
+          <w:numId w:val="17"/>
+        </w:numPr>
+        <w:tabs>
+          <w:tab w:val="left" w:pos="2472"/>
+        </w:tabs>
+        <w:rPr>
+          <w:rFonts w:ascii="Arial" w:eastAsia="Arial" w:hAnsi="Arial" w:cs="Arial"/>
           <w:color w:val="000000" w:themeColor="text1"/>
           <w:sz w:val="32"/>
           <w:szCs w:val="32"/>
@@ -5760,8 +5878,9 @@
           <w:szCs w:val="32"/>
           <w:lang w:eastAsia="en-ZA"/>
         </w:rPr>
-        <w:t xml:space="preserve">GitHub &amp; GitHub pages </w:t>
-      </w:r>
+        <w:t xml:space="preserve">GitHub &amp; GitHub </w:t>
+      </w:r>
+      <w:proofErr w:type="gramStart"/>
       <w:r>
         <w:rPr>
           <w:rFonts w:ascii="Arial" w:eastAsia="Arial" w:hAnsi="Arial" w:cs="Arial"/>
@@ -5770,7 +5889,28 @@
           <w:szCs w:val="32"/>
           <w:lang w:eastAsia="en-ZA"/>
         </w:rPr>
-        <w:t xml:space="preserve">: </w:t>
+        <w:t xml:space="preserve">pages </w:t>
+      </w:r>
+      <w:r>
+        <w:rPr>
+          <w:rFonts w:ascii="Arial" w:eastAsia="Arial" w:hAnsi="Arial" w:cs="Arial"/>
+          <w:color w:val="44546A" w:themeColor="text2"/>
+          <w:sz w:val="32"/>
+          <w:szCs w:val="32"/>
+          <w:lang w:eastAsia="en-ZA"/>
+        </w:rPr>
+        <w:t>:</w:t>
+      </w:r>
+      <w:proofErr w:type="gramEnd"/>
+      <w:r>
+        <w:rPr>
+          <w:rFonts w:ascii="Arial" w:eastAsia="Arial" w:hAnsi="Arial" w:cs="Arial"/>
+          <w:color w:val="44546A" w:themeColor="text2"/>
+          <w:sz w:val="32"/>
+          <w:szCs w:val="32"/>
+          <w:lang w:eastAsia="en-ZA"/>
+        </w:rPr>
+        <w:t xml:space="preserve"> </w:t>
       </w:r>
       <w:r>
         <w:rPr>
@@ -5795,6 +5935,11 @@
     </w:p>
     <w:p>
       <w:pPr>
+        <w:pStyle w:val="ListParagraph"/>
+        <w:numPr>
+          <w:ilvl w:val="0"/>
+          <w:numId w:val="17"/>
+        </w:numPr>
         <w:tabs>
           <w:tab w:val="left" w:pos="2472"/>
         </w:tabs>
@@ -5806,12 +5951,17 @@
           <w:lang w:eastAsia="en-ZA"/>
         </w:rPr>
       </w:pPr>
-    </w:p>
-    <w:p>
-      <w:pPr>
-        <w:tabs>
-          <w:tab w:val="left" w:pos="2472"/>
-        </w:tabs>
+      <w:r>
+        <w:rPr>
+          <w:rFonts w:ascii="Arial" w:eastAsia="Arial" w:hAnsi="Arial" w:cs="Arial"/>
+          <w:color w:val="44546A" w:themeColor="text2"/>
+          <w:sz w:val="32"/>
+          <w:szCs w:val="32"/>
+          <w:lang w:eastAsia="en-ZA"/>
+        </w:rPr>
+        <w:t>Draw io</w:t>
+      </w:r>
+      <w:r>
         <w:rPr>
           <w:rFonts w:ascii="Arial" w:eastAsia="Arial" w:hAnsi="Arial" w:cs="Arial"/>
           <w:color w:val="000000" w:themeColor="text1"/>
@@ -5819,7 +5969,8 @@
           <w:szCs w:val="32"/>
           <w:lang w:eastAsia="en-ZA"/>
         </w:rPr>
-      </w:pPr>
+        <w:t>:</w:t>
+      </w:r>
       <w:r>
         <w:rPr>
           <w:rFonts w:ascii="Arial" w:eastAsia="Arial" w:hAnsi="Arial" w:cs="Arial"/>
@@ -5828,8 +5979,1944 @@
           <w:szCs w:val="32"/>
           <w:lang w:eastAsia="en-ZA"/>
         </w:rPr>
+        <w:t xml:space="preserve"> </w:t>
+      </w:r>
+      <w:r>
+        <w:rPr>
+          <w:rFonts w:ascii="Arial" w:eastAsia="Arial" w:hAnsi="Arial" w:cs="Arial"/>
+          <w:color w:val="000000" w:themeColor="text1"/>
+          <w:sz w:val="32"/>
+          <w:szCs w:val="32"/>
+          <w:lang w:eastAsia="en-ZA"/>
+        </w:rPr>
+        <w:t>used to make site maps</w:t>
+      </w:r>
+    </w:p>
+    <w:p>
+      <w:pPr>
+        <w:tabs>
+          <w:tab w:val="left" w:pos="2472"/>
+        </w:tabs>
+        <w:rPr>
+          <w:rFonts w:ascii="Arial" w:eastAsia="Arial" w:hAnsi="Arial" w:cs="Arial"/>
+          <w:color w:val="000000" w:themeColor="text1"/>
+          <w:sz w:val="32"/>
+          <w:szCs w:val="32"/>
+          <w:lang w:eastAsia="en-ZA"/>
+        </w:rPr>
+      </w:pPr>
+    </w:p>
+    <w:p>
+      <w:pPr>
+        <w:tabs>
+          <w:tab w:val="left" w:pos="2472"/>
+        </w:tabs>
+        <w:rPr>
+          <w:rFonts w:ascii="Arial" w:eastAsia="Arial" w:hAnsi="Arial" w:cs="Arial"/>
+          <w:color w:val="000000" w:themeColor="text1"/>
+          <w:sz w:val="32"/>
+          <w:szCs w:val="32"/>
+          <w:lang w:eastAsia="en-ZA"/>
+        </w:rPr>
+      </w:pPr>
+      <w:r>
+        <w:rPr>
+          <w:rFonts w:ascii="Arial" w:eastAsia="Arial" w:hAnsi="Arial" w:cs="Arial"/>
+          <w:color w:val="000000" w:themeColor="text1"/>
+          <w:sz w:val="32"/>
+          <w:szCs w:val="32"/>
+          <w:lang w:eastAsia="en-ZA"/>
+        </w:rPr>
         <w:t>These tools were chosen because they are easy to access and use.</w:t>
       </w:r>
+    </w:p>
+    <w:p>
+      <w:pPr>
+        <w:tabs>
+          <w:tab w:val="left" w:pos="2472"/>
+        </w:tabs>
+        <w:rPr>
+          <w:rFonts w:ascii="Arial" w:eastAsia="Arial" w:hAnsi="Arial" w:cs="Arial"/>
+          <w:color w:val="000000" w:themeColor="text1"/>
+          <w:sz w:val="32"/>
+          <w:szCs w:val="32"/>
+          <w:lang w:eastAsia="en-ZA"/>
+        </w:rPr>
+      </w:pPr>
+    </w:p>
+    <w:p>
+      <w:pPr>
+        <w:tabs>
+          <w:tab w:val="left" w:pos="2472"/>
+        </w:tabs>
+        <w:rPr>
+          <w:rFonts w:ascii="Arial" w:eastAsia="Arial" w:hAnsi="Arial" w:cs="Arial"/>
+          <w:color w:val="000000" w:themeColor="text1"/>
+          <w:sz w:val="32"/>
+          <w:szCs w:val="32"/>
+          <w:lang w:eastAsia="en-ZA"/>
+        </w:rPr>
+      </w:pPr>
+    </w:p>
+    <w:p>
+      <w:pPr>
+        <w:tabs>
+          <w:tab w:val="left" w:pos="2472"/>
+        </w:tabs>
+        <w:rPr>
+          <w:rFonts w:ascii="Arial" w:eastAsia="Arial" w:hAnsi="Arial" w:cs="Arial"/>
+          <w:color w:val="000000" w:themeColor="text1"/>
+          <w:sz w:val="44"/>
+          <w:szCs w:val="44"/>
+          <w:lang w:eastAsia="en-ZA"/>
+        </w:rPr>
+      </w:pPr>
+    </w:p>
+    <w:p>
+      <w:pPr>
+        <w:tabs>
+          <w:tab w:val="left" w:pos="2472"/>
+        </w:tabs>
+        <w:rPr>
+          <w:rFonts w:ascii="Arial" w:eastAsia="Arial" w:hAnsi="Arial" w:cs="Arial"/>
+          <w:color w:val="000000" w:themeColor="text1"/>
+          <w:sz w:val="44"/>
+          <w:szCs w:val="44"/>
+          <w:lang w:eastAsia="en-ZA"/>
+        </w:rPr>
+      </w:pPr>
+    </w:p>
+    <w:p>
+      <w:pPr>
+        <w:tabs>
+          <w:tab w:val="left" w:pos="2472"/>
+        </w:tabs>
+        <w:rPr>
+          <w:rFonts w:ascii="Arial" w:eastAsia="Arial" w:hAnsi="Arial" w:cs="Arial"/>
+          <w:color w:val="000000" w:themeColor="text1"/>
+          <w:sz w:val="44"/>
+          <w:szCs w:val="44"/>
+          <w:lang w:eastAsia="en-ZA"/>
+        </w:rPr>
+      </w:pPr>
+    </w:p>
+    <w:p>
+      <w:pPr>
+        <w:tabs>
+          <w:tab w:val="left" w:pos="2472"/>
+        </w:tabs>
+        <w:rPr>
+          <w:rFonts w:ascii="Arial" w:eastAsia="Arial" w:hAnsi="Arial" w:cs="Arial"/>
+          <w:color w:val="000000" w:themeColor="text1"/>
+          <w:sz w:val="44"/>
+          <w:szCs w:val="44"/>
+          <w:lang w:eastAsia="en-ZA"/>
+        </w:rPr>
+      </w:pPr>
+    </w:p>
+    <w:p>
+      <w:pPr>
+        <w:tabs>
+          <w:tab w:val="left" w:pos="2472"/>
+        </w:tabs>
+        <w:rPr>
+          <w:rFonts w:ascii="Arial" w:eastAsia="Arial" w:hAnsi="Arial" w:cs="Arial"/>
+          <w:color w:val="000000" w:themeColor="text1"/>
+          <w:sz w:val="44"/>
+          <w:szCs w:val="44"/>
+          <w:lang w:eastAsia="en-ZA"/>
+        </w:rPr>
+      </w:pPr>
+    </w:p>
+    <w:p>
+      <w:pPr>
+        <w:tabs>
+          <w:tab w:val="left" w:pos="2472"/>
+        </w:tabs>
+        <w:rPr>
+          <w:rFonts w:ascii="Arial" w:eastAsia="Arial" w:hAnsi="Arial" w:cs="Arial"/>
+          <w:color w:val="000000" w:themeColor="text1"/>
+          <w:sz w:val="44"/>
+          <w:szCs w:val="44"/>
+          <w:lang w:eastAsia="en-ZA"/>
+        </w:rPr>
+      </w:pPr>
+    </w:p>
+    <w:p>
+      <w:pPr>
+        <w:tabs>
+          <w:tab w:val="left" w:pos="2472"/>
+        </w:tabs>
+        <w:rPr>
+          <w:rFonts w:ascii="Arial" w:eastAsia="Arial" w:hAnsi="Arial" w:cs="Arial"/>
+          <w:color w:val="000000" w:themeColor="text1"/>
+          <w:sz w:val="44"/>
+          <w:szCs w:val="44"/>
+          <w:lang w:eastAsia="en-ZA"/>
+        </w:rPr>
+      </w:pPr>
+      <w:r>
+        <w:rPr>
+          <w:rFonts w:ascii="Arial" w:eastAsia="Arial" w:hAnsi="Arial" w:cs="Arial"/>
+          <w:color w:val="000000" w:themeColor="text1"/>
+          <w:sz w:val="44"/>
+          <w:szCs w:val="44"/>
+          <w:lang w:eastAsia="en-ZA"/>
+        </w:rPr>
+        <w:t>Page templates</w:t>
+      </w:r>
+    </w:p>
+    <w:p>
+      <w:pPr>
+        <w:tabs>
+          <w:tab w:val="left" w:pos="2472"/>
+        </w:tabs>
+        <w:rPr>
+          <w:rFonts w:ascii="Arial" w:eastAsia="Arial" w:hAnsi="Arial" w:cs="Arial"/>
+          <w:color w:val="000000" w:themeColor="text1"/>
+          <w:sz w:val="44"/>
+          <w:szCs w:val="44"/>
+          <w:lang w:eastAsia="en-ZA"/>
+        </w:rPr>
+      </w:pPr>
+      <w:r>
+        <w:rPr>
+          <w:rFonts w:ascii="Arial" w:eastAsia="Arial" w:hAnsi="Arial" w:cs="Arial"/>
+          <w:color w:val="000000" w:themeColor="text1"/>
+          <w:sz w:val="44"/>
+          <w:szCs w:val="44"/>
+          <w:lang w:eastAsia="en-ZA"/>
+        </w:rPr>
+        <w:t>Home</w:t>
+      </w:r>
+    </w:p>
+    <w:p>
+      <w:pPr>
+        <w:tabs>
+          <w:tab w:val="left" w:pos="2472"/>
+        </w:tabs>
+        <w:rPr>
+          <w:rFonts w:ascii="Arial" w:eastAsia="Arial" w:hAnsi="Arial" w:cs="Arial"/>
+          <w:color w:val="000000" w:themeColor="text1"/>
+          <w:sz w:val="44"/>
+          <w:szCs w:val="44"/>
+          <w:lang w:eastAsia="en-ZA"/>
+        </w:rPr>
+      </w:pPr>
+      <w:r>
+        <w:rPr>
+          <w:rFonts w:ascii="Arial" w:eastAsia="Arial" w:hAnsi="Arial" w:cs="Arial"/>
+          <w:noProof/>
+          <w:color w:val="000000" w:themeColor="text1"/>
+          <w:sz w:val="44"/>
+          <w:szCs w:val="44"/>
+          <w:lang w:eastAsia="en-ZA"/>
+        </w:rPr>
+        <w:drawing>
+          <wp:inline distT="0" distB="0" distL="0" distR="0" wp14:anchorId="53085198" wp14:editId="4FA781C5">
+            <wp:extent cx="4101041" cy="2269067"/>
+            <wp:effectExtent l="0" t="0" r="0" b="0"/>
+            <wp:docPr id="183670760" name="Picture 10"/>
+            <wp:cNvGraphicFramePr>
+              <a:graphicFrameLocks xmlns:a="http://schemas.openxmlformats.org/drawingml/2006/main" noChangeAspect="1"/>
+            </wp:cNvGraphicFramePr>
+            <a:graphic xmlns:a="http://schemas.openxmlformats.org/drawingml/2006/main">
+              <a:graphicData uri="http://schemas.openxmlformats.org/drawingml/2006/picture">
+                <pic:pic xmlns:pic="http://schemas.openxmlformats.org/drawingml/2006/picture">
+                  <pic:nvPicPr>
+                    <pic:cNvPr id="183670760" name="Picture 183670760"/>
+                    <pic:cNvPicPr/>
+                  </pic:nvPicPr>
+                  <pic:blipFill>
+                    <a:blip r:embed="rId13">
+                      <a:extLst>
+                        <a:ext uri="{28A0092B-C50C-407E-A947-70E740481C1C}">
+                          <a14:useLocalDpi xmlns:a14="http://schemas.microsoft.com/office/drawing/2010/main" val="0"/>
+                        </a:ext>
+                      </a:extLst>
+                    </a:blip>
+                    <a:stretch>
+                      <a:fillRect/>
+                    </a:stretch>
+                  </pic:blipFill>
+                  <pic:spPr>
+                    <a:xfrm>
+                      <a:off x="0" y="0"/>
+                      <a:ext cx="4117741" cy="2278307"/>
+                    </a:xfrm>
+                    <a:prstGeom prst="rect">
+                      <a:avLst/>
+                    </a:prstGeom>
+                  </pic:spPr>
+                </pic:pic>
+              </a:graphicData>
+            </a:graphic>
+          </wp:inline>
+        </w:drawing>
+      </w:r>
+    </w:p>
+    <w:p>
+      <w:pPr>
+        <w:tabs>
+          <w:tab w:val="left" w:pos="2472"/>
+        </w:tabs>
+        <w:rPr>
+          <w:rFonts w:ascii="Arial" w:eastAsia="Arial" w:hAnsi="Arial" w:cs="Arial"/>
+          <w:color w:val="000000" w:themeColor="text1"/>
+          <w:sz w:val="44"/>
+          <w:szCs w:val="44"/>
+          <w:lang w:eastAsia="en-ZA"/>
+        </w:rPr>
+      </w:pPr>
+      <w:r>
+        <w:rPr>
+          <w:rFonts w:ascii="Arial" w:eastAsia="Arial" w:hAnsi="Arial" w:cs="Arial"/>
+          <w:color w:val="000000" w:themeColor="text1"/>
+          <w:sz w:val="44"/>
+          <w:szCs w:val="44"/>
+          <w:lang w:eastAsia="en-ZA"/>
+        </w:rPr>
+        <w:t>About us</w:t>
+      </w:r>
+    </w:p>
+    <w:p>
+      <w:pPr>
+        <w:tabs>
+          <w:tab w:val="left" w:pos="2472"/>
+        </w:tabs>
+        <w:rPr>
+          <w:rFonts w:ascii="Arial" w:eastAsia="Arial" w:hAnsi="Arial" w:cs="Arial"/>
+          <w:color w:val="000000" w:themeColor="text1"/>
+          <w:sz w:val="44"/>
+          <w:szCs w:val="44"/>
+          <w:lang w:eastAsia="en-ZA"/>
+        </w:rPr>
+      </w:pPr>
+      <w:r>
+        <w:rPr>
+          <w:rFonts w:ascii="Arial" w:eastAsia="Arial" w:hAnsi="Arial" w:cs="Arial"/>
+          <w:noProof/>
+          <w:color w:val="000000" w:themeColor="text1"/>
+          <w:sz w:val="44"/>
+          <w:szCs w:val="44"/>
+          <w:lang w:eastAsia="en-ZA"/>
+        </w:rPr>
+        <w:drawing>
+          <wp:inline distT="0" distB="0" distL="0" distR="0" wp14:anchorId="35D375E1" wp14:editId="71D8DFED">
+            <wp:extent cx="4783328" cy="2506133"/>
+            <wp:effectExtent l="0" t="0" r="0" b="8890"/>
+            <wp:docPr id="966420689" name="Picture 11"/>
+            <wp:cNvGraphicFramePr>
+              <a:graphicFrameLocks xmlns:a="http://schemas.openxmlformats.org/drawingml/2006/main" noChangeAspect="1"/>
+            </wp:cNvGraphicFramePr>
+            <a:graphic xmlns:a="http://schemas.openxmlformats.org/drawingml/2006/main">
+              <a:graphicData uri="http://schemas.openxmlformats.org/drawingml/2006/picture">
+                <pic:pic xmlns:pic="http://schemas.openxmlformats.org/drawingml/2006/picture">
+                  <pic:nvPicPr>
+                    <pic:cNvPr id="966420689" name="Picture 966420689"/>
+                    <pic:cNvPicPr/>
+                  </pic:nvPicPr>
+                  <pic:blipFill>
+                    <a:blip r:embed="rId14">
+                      <a:extLst>
+                        <a:ext uri="{28A0092B-C50C-407E-A947-70E740481C1C}">
+                          <a14:useLocalDpi xmlns:a14="http://schemas.microsoft.com/office/drawing/2010/main" val="0"/>
+                        </a:ext>
+                      </a:extLst>
+                    </a:blip>
+                    <a:stretch>
+                      <a:fillRect/>
+                    </a:stretch>
+                  </pic:blipFill>
+                  <pic:spPr>
+                    <a:xfrm>
+                      <a:off x="0" y="0"/>
+                      <a:ext cx="4805631" cy="2517818"/>
+                    </a:xfrm>
+                    <a:prstGeom prst="rect">
+                      <a:avLst/>
+                    </a:prstGeom>
+                  </pic:spPr>
+                </pic:pic>
+              </a:graphicData>
+            </a:graphic>
+          </wp:inline>
+        </w:drawing>
+      </w:r>
+    </w:p>
+    <w:p>
+      <w:pPr>
+        <w:tabs>
+          <w:tab w:val="left" w:pos="2472"/>
+        </w:tabs>
+        <w:rPr>
+          <w:rFonts w:ascii="Arial" w:eastAsia="Arial" w:hAnsi="Arial" w:cs="Arial"/>
+          <w:color w:val="000000" w:themeColor="text1"/>
+          <w:sz w:val="44"/>
+          <w:szCs w:val="44"/>
+          <w:lang w:eastAsia="en-ZA"/>
+        </w:rPr>
+      </w:pPr>
+      <w:r>
+        <w:rPr>
+          <w:rFonts w:ascii="Arial" w:eastAsia="Arial" w:hAnsi="Arial" w:cs="Arial"/>
+          <w:color w:val="000000" w:themeColor="text1"/>
+          <w:sz w:val="44"/>
+          <w:szCs w:val="44"/>
+          <w:lang w:eastAsia="en-ZA"/>
+        </w:rPr>
+        <w:t>Regulated</w:t>
+      </w:r>
+    </w:p>
+    <w:p>
+      <w:pPr>
+        <w:tabs>
+          <w:tab w:val="left" w:pos="2472"/>
+        </w:tabs>
+        <w:rPr>
+          <w:rFonts w:ascii="Arial" w:eastAsia="Arial" w:hAnsi="Arial" w:cs="Arial"/>
+          <w:color w:val="000000" w:themeColor="text1"/>
+          <w:sz w:val="44"/>
+          <w:szCs w:val="44"/>
+          <w:lang w:eastAsia="en-ZA"/>
+        </w:rPr>
+      </w:pPr>
+      <w:r>
+        <w:rPr>
+          <w:rFonts w:ascii="Arial" w:eastAsia="Arial" w:hAnsi="Arial" w:cs="Arial"/>
+          <w:noProof/>
+          <w:color w:val="000000" w:themeColor="text1"/>
+          <w:sz w:val="44"/>
+          <w:szCs w:val="44"/>
+          <w:lang w:eastAsia="en-ZA"/>
+        </w:rPr>
+        <w:lastRenderedPageBreak/>
+        <w:drawing>
+          <wp:inline distT="0" distB="0" distL="0" distR="0" wp14:anchorId="0B4467E8" wp14:editId="402E37BC">
+            <wp:extent cx="4840310" cy="2599267"/>
+            <wp:effectExtent l="0" t="0" r="0" b="0"/>
+            <wp:docPr id="1775543858" name="Picture 12"/>
+            <wp:cNvGraphicFramePr>
+              <a:graphicFrameLocks xmlns:a="http://schemas.openxmlformats.org/drawingml/2006/main" noChangeAspect="1"/>
+            </wp:cNvGraphicFramePr>
+            <a:graphic xmlns:a="http://schemas.openxmlformats.org/drawingml/2006/main">
+              <a:graphicData uri="http://schemas.openxmlformats.org/drawingml/2006/picture">
+                <pic:pic xmlns:pic="http://schemas.openxmlformats.org/drawingml/2006/picture">
+                  <pic:nvPicPr>
+                    <pic:cNvPr id="1775543858" name="Picture 1775543858"/>
+                    <pic:cNvPicPr/>
+                  </pic:nvPicPr>
+                  <pic:blipFill>
+                    <a:blip r:embed="rId15">
+                      <a:extLst>
+                        <a:ext uri="{28A0092B-C50C-407E-A947-70E740481C1C}">
+                          <a14:useLocalDpi xmlns:a14="http://schemas.microsoft.com/office/drawing/2010/main" val="0"/>
+                        </a:ext>
+                      </a:extLst>
+                    </a:blip>
+                    <a:stretch>
+                      <a:fillRect/>
+                    </a:stretch>
+                  </pic:blipFill>
+                  <pic:spPr>
+                    <a:xfrm>
+                      <a:off x="0" y="0"/>
+                      <a:ext cx="4862433" cy="2611147"/>
+                    </a:xfrm>
+                    <a:prstGeom prst="rect">
+                      <a:avLst/>
+                    </a:prstGeom>
+                  </pic:spPr>
+                </pic:pic>
+              </a:graphicData>
+            </a:graphic>
+          </wp:inline>
+        </w:drawing>
+      </w:r>
+    </w:p>
+    <w:p>
+      <w:pPr>
+        <w:tabs>
+          <w:tab w:val="left" w:pos="2472"/>
+        </w:tabs>
+        <w:rPr>
+          <w:rFonts w:ascii="Arial" w:eastAsia="Arial" w:hAnsi="Arial" w:cs="Arial"/>
+          <w:color w:val="000000" w:themeColor="text1"/>
+          <w:sz w:val="44"/>
+          <w:szCs w:val="44"/>
+          <w:lang w:eastAsia="en-ZA"/>
+        </w:rPr>
+      </w:pPr>
+      <w:r>
+        <w:rPr>
+          <w:rFonts w:ascii="Arial" w:eastAsia="Arial" w:hAnsi="Arial" w:cs="Arial"/>
+          <w:color w:val="000000" w:themeColor="text1"/>
+          <w:sz w:val="44"/>
+          <w:szCs w:val="44"/>
+          <w:lang w:eastAsia="en-ZA"/>
+        </w:rPr>
+        <w:t>Consumer</w:t>
+      </w:r>
+    </w:p>
+    <w:p>
+      <w:pPr>
+        <w:tabs>
+          <w:tab w:val="left" w:pos="2472"/>
+        </w:tabs>
+        <w:rPr>
+          <w:rFonts w:ascii="Arial" w:eastAsia="Arial" w:hAnsi="Arial" w:cs="Arial"/>
+          <w:color w:val="000000" w:themeColor="text1"/>
+          <w:sz w:val="44"/>
+          <w:szCs w:val="44"/>
+          <w:lang w:eastAsia="en-ZA"/>
+        </w:rPr>
+      </w:pPr>
+      <w:r>
+        <w:rPr>
+          <w:rFonts w:ascii="Arial" w:eastAsia="Arial" w:hAnsi="Arial" w:cs="Arial"/>
+          <w:noProof/>
+          <w:color w:val="000000" w:themeColor="text1"/>
+          <w:sz w:val="44"/>
+          <w:szCs w:val="44"/>
+          <w:lang w:eastAsia="en-ZA"/>
+        </w:rPr>
+        <w:drawing>
+          <wp:inline distT="0" distB="0" distL="0" distR="0" wp14:anchorId="011E9025" wp14:editId="0FCC49E3">
+            <wp:extent cx="5009663" cy="2794000"/>
+            <wp:effectExtent l="0" t="0" r="635" b="6350"/>
+            <wp:docPr id="274248411" name="Picture 13"/>
+            <wp:cNvGraphicFramePr>
+              <a:graphicFrameLocks xmlns:a="http://schemas.openxmlformats.org/drawingml/2006/main" noChangeAspect="1"/>
+            </wp:cNvGraphicFramePr>
+            <a:graphic xmlns:a="http://schemas.openxmlformats.org/drawingml/2006/main">
+              <a:graphicData uri="http://schemas.openxmlformats.org/drawingml/2006/picture">
+                <pic:pic xmlns:pic="http://schemas.openxmlformats.org/drawingml/2006/picture">
+                  <pic:nvPicPr>
+                    <pic:cNvPr id="274248411" name="Picture 274248411"/>
+                    <pic:cNvPicPr/>
+                  </pic:nvPicPr>
+                  <pic:blipFill>
+                    <a:blip r:embed="rId16">
+                      <a:extLst>
+                        <a:ext uri="{28A0092B-C50C-407E-A947-70E740481C1C}">
+                          <a14:useLocalDpi xmlns:a14="http://schemas.microsoft.com/office/drawing/2010/main" val="0"/>
+                        </a:ext>
+                      </a:extLst>
+                    </a:blip>
+                    <a:stretch>
+                      <a:fillRect/>
+                    </a:stretch>
+                  </pic:blipFill>
+                  <pic:spPr>
+                    <a:xfrm>
+                      <a:off x="0" y="0"/>
+                      <a:ext cx="5023668" cy="2801811"/>
+                    </a:xfrm>
+                    <a:prstGeom prst="rect">
+                      <a:avLst/>
+                    </a:prstGeom>
+                  </pic:spPr>
+                </pic:pic>
+              </a:graphicData>
+            </a:graphic>
+          </wp:inline>
+        </w:drawing>
+      </w:r>
+    </w:p>
+    <w:p>
+      <w:pPr>
+        <w:tabs>
+          <w:tab w:val="left" w:pos="2472"/>
+        </w:tabs>
+        <w:rPr>
+          <w:rFonts w:ascii="Arial" w:eastAsia="Arial" w:hAnsi="Arial" w:cs="Arial"/>
+          <w:color w:val="000000" w:themeColor="text1"/>
+          <w:sz w:val="44"/>
+          <w:szCs w:val="44"/>
+          <w:lang w:eastAsia="en-ZA"/>
+        </w:rPr>
+      </w:pPr>
+      <w:r>
+        <w:rPr>
+          <w:rFonts w:ascii="Arial" w:eastAsia="Arial" w:hAnsi="Arial" w:cs="Arial"/>
+          <w:color w:val="000000" w:themeColor="text1"/>
+          <w:sz w:val="44"/>
+          <w:szCs w:val="44"/>
+          <w:lang w:eastAsia="en-ZA"/>
+        </w:rPr>
+        <w:t>News and Media</w:t>
+      </w:r>
+    </w:p>
+    <w:p>
+      <w:pPr>
+        <w:tabs>
+          <w:tab w:val="left" w:pos="2472"/>
+        </w:tabs>
+        <w:rPr>
+          <w:rFonts w:ascii="Arial" w:eastAsia="Arial" w:hAnsi="Arial" w:cs="Arial"/>
+          <w:color w:val="000000" w:themeColor="text1"/>
+          <w:sz w:val="44"/>
+          <w:szCs w:val="44"/>
+          <w:lang w:eastAsia="en-ZA"/>
+        </w:rPr>
+      </w:pPr>
+      <w:r>
+        <w:rPr>
+          <w:rFonts w:ascii="Arial" w:eastAsia="Arial" w:hAnsi="Arial" w:cs="Arial"/>
+          <w:noProof/>
+          <w:color w:val="000000" w:themeColor="text1"/>
+          <w:sz w:val="44"/>
+          <w:szCs w:val="44"/>
+          <w:lang w:eastAsia="en-ZA"/>
+        </w:rPr>
+        <w:lastRenderedPageBreak/>
+        <w:drawing>
+          <wp:inline distT="0" distB="0" distL="0" distR="0" wp14:anchorId="22C6DFFC" wp14:editId="0D5C8B7A">
+            <wp:extent cx="5087609" cy="2844800"/>
+            <wp:effectExtent l="0" t="0" r="0" b="0"/>
+            <wp:docPr id="491202340" name="Picture 14"/>
+            <wp:cNvGraphicFramePr>
+              <a:graphicFrameLocks xmlns:a="http://schemas.openxmlformats.org/drawingml/2006/main" noChangeAspect="1"/>
+            </wp:cNvGraphicFramePr>
+            <a:graphic xmlns:a="http://schemas.openxmlformats.org/drawingml/2006/main">
+              <a:graphicData uri="http://schemas.openxmlformats.org/drawingml/2006/picture">
+                <pic:pic xmlns:pic="http://schemas.openxmlformats.org/drawingml/2006/picture">
+                  <pic:nvPicPr>
+                    <pic:cNvPr id="491202340" name="Picture 491202340"/>
+                    <pic:cNvPicPr/>
+                  </pic:nvPicPr>
+                  <pic:blipFill>
+                    <a:blip r:embed="rId17">
+                      <a:extLst>
+                        <a:ext uri="{28A0092B-C50C-407E-A947-70E740481C1C}">
+                          <a14:useLocalDpi xmlns:a14="http://schemas.microsoft.com/office/drawing/2010/main" val="0"/>
+                        </a:ext>
+                      </a:extLst>
+                    </a:blip>
+                    <a:stretch>
+                      <a:fillRect/>
+                    </a:stretch>
+                  </pic:blipFill>
+                  <pic:spPr>
+                    <a:xfrm>
+                      <a:off x="0" y="0"/>
+                      <a:ext cx="5105387" cy="2854741"/>
+                    </a:xfrm>
+                    <a:prstGeom prst="rect">
+                      <a:avLst/>
+                    </a:prstGeom>
+                  </pic:spPr>
+                </pic:pic>
+              </a:graphicData>
+            </a:graphic>
+          </wp:inline>
+        </w:drawing>
+      </w:r>
+    </w:p>
+    <w:p>
+      <w:pPr>
+        <w:tabs>
+          <w:tab w:val="left" w:pos="2472"/>
+        </w:tabs>
+        <w:rPr>
+          <w:rFonts w:ascii="Arial" w:eastAsia="Arial" w:hAnsi="Arial" w:cs="Arial"/>
+          <w:color w:val="000000" w:themeColor="text1"/>
+          <w:sz w:val="44"/>
+          <w:szCs w:val="44"/>
+          <w:lang w:eastAsia="en-ZA"/>
+        </w:rPr>
+      </w:pPr>
+      <w:r>
+        <w:rPr>
+          <w:rFonts w:ascii="Arial" w:eastAsia="Arial" w:hAnsi="Arial" w:cs="Arial"/>
+          <w:color w:val="000000" w:themeColor="text1"/>
+          <w:sz w:val="44"/>
+          <w:szCs w:val="44"/>
+          <w:lang w:eastAsia="en-ZA"/>
+        </w:rPr>
+        <w:t>Feedback</w:t>
+      </w:r>
+    </w:p>
+    <w:p>
+      <w:pPr>
+        <w:tabs>
+          <w:tab w:val="left" w:pos="2472"/>
+        </w:tabs>
+        <w:rPr>
+          <w:rFonts w:ascii="Arial" w:eastAsia="Arial" w:hAnsi="Arial" w:cs="Arial"/>
+          <w:color w:val="000000" w:themeColor="text1"/>
+          <w:sz w:val="44"/>
+          <w:szCs w:val="44"/>
+          <w:lang w:eastAsia="en-ZA"/>
+        </w:rPr>
+      </w:pPr>
+      <w:r>
+        <w:rPr>
+          <w:rFonts w:ascii="Arial" w:eastAsia="Arial" w:hAnsi="Arial" w:cs="Arial"/>
+          <w:noProof/>
+          <w:color w:val="000000" w:themeColor="text1"/>
+          <w:sz w:val="44"/>
+          <w:szCs w:val="44"/>
+          <w:lang w:eastAsia="en-ZA"/>
+        </w:rPr>
+        <w:drawing>
+          <wp:inline distT="0" distB="0" distL="0" distR="0" wp14:anchorId="0DA98066" wp14:editId="6C7E1D97">
+            <wp:extent cx="4868615" cy="2650067"/>
+            <wp:effectExtent l="0" t="0" r="8255" b="0"/>
+            <wp:docPr id="2121932377" name="Picture 15"/>
+            <wp:cNvGraphicFramePr>
+              <a:graphicFrameLocks xmlns:a="http://schemas.openxmlformats.org/drawingml/2006/main" noChangeAspect="1"/>
+            </wp:cNvGraphicFramePr>
+            <a:graphic xmlns:a="http://schemas.openxmlformats.org/drawingml/2006/main">
+              <a:graphicData uri="http://schemas.openxmlformats.org/drawingml/2006/picture">
+                <pic:pic xmlns:pic="http://schemas.openxmlformats.org/drawingml/2006/picture">
+                  <pic:nvPicPr>
+                    <pic:cNvPr id="2121932377" name="Picture 2121932377"/>
+                    <pic:cNvPicPr/>
+                  </pic:nvPicPr>
+                  <pic:blipFill>
+                    <a:blip r:embed="rId18">
+                      <a:extLst>
+                        <a:ext uri="{28A0092B-C50C-407E-A947-70E740481C1C}">
+                          <a14:useLocalDpi xmlns:a14="http://schemas.microsoft.com/office/drawing/2010/main" val="0"/>
+                        </a:ext>
+                      </a:extLst>
+                    </a:blip>
+                    <a:stretch>
+                      <a:fillRect/>
+                    </a:stretch>
+                  </pic:blipFill>
+                  <pic:spPr>
+                    <a:xfrm>
+                      <a:off x="0" y="0"/>
+                      <a:ext cx="4887894" cy="2660561"/>
+                    </a:xfrm>
+                    <a:prstGeom prst="rect">
+                      <a:avLst/>
+                    </a:prstGeom>
+                  </pic:spPr>
+                </pic:pic>
+              </a:graphicData>
+            </a:graphic>
+          </wp:inline>
+        </w:drawing>
+      </w:r>
+    </w:p>
+    <w:p>
+      <w:pPr>
+        <w:tabs>
+          <w:tab w:val="left" w:pos="2472"/>
+        </w:tabs>
+        <w:rPr>
+          <w:b/>
+          <w:bCs/>
+          <w:color w:val="44546A" w:themeColor="text2"/>
+          <w:sz w:val="40"/>
+          <w:szCs w:val="40"/>
+        </w:rPr>
+      </w:pPr>
+    </w:p>
+    <w:p>
+      <w:pPr>
+        <w:tabs>
+          <w:tab w:val="left" w:pos="2472"/>
+        </w:tabs>
+        <w:rPr>
+          <w:b/>
+          <w:bCs/>
+          <w:color w:val="44546A" w:themeColor="text2"/>
+          <w:sz w:val="40"/>
+          <w:szCs w:val="40"/>
+        </w:rPr>
+      </w:pPr>
+    </w:p>
+    <w:p>
+      <w:pPr>
+        <w:tabs>
+          <w:tab w:val="left" w:pos="2472"/>
+        </w:tabs>
+        <w:rPr>
+          <w:b/>
+          <w:bCs/>
+          <w:color w:val="44546A" w:themeColor="text2"/>
+          <w:sz w:val="40"/>
+          <w:szCs w:val="40"/>
+        </w:rPr>
+      </w:pPr>
+    </w:p>
+    <w:p>
+      <w:pPr>
+        <w:tabs>
+          <w:tab w:val="left" w:pos="2472"/>
+        </w:tabs>
+        <w:rPr>
+          <w:b/>
+          <w:bCs/>
+          <w:color w:val="44546A" w:themeColor="text2"/>
+          <w:sz w:val="40"/>
+          <w:szCs w:val="40"/>
+        </w:rPr>
+      </w:pPr>
+    </w:p>
+    <w:p>
+      <w:pPr>
+        <w:tabs>
+          <w:tab w:val="left" w:pos="2472"/>
+        </w:tabs>
+        <w:rPr>
+          <w:b/>
+          <w:bCs/>
+          <w:color w:val="44546A" w:themeColor="text2"/>
+          <w:sz w:val="40"/>
+          <w:szCs w:val="40"/>
+        </w:rPr>
+      </w:pPr>
+    </w:p>
+    <w:p>
+      <w:pPr>
+        <w:tabs>
+          <w:tab w:val="left" w:pos="2472"/>
+        </w:tabs>
+        <w:rPr>
+          <w:b/>
+          <w:bCs/>
+          <w:color w:val="44546A" w:themeColor="text2"/>
+          <w:sz w:val="40"/>
+          <w:szCs w:val="40"/>
+        </w:rPr>
+      </w:pPr>
+    </w:p>
+    <w:p>
+      <w:pPr>
+        <w:tabs>
+          <w:tab w:val="left" w:pos="2472"/>
+        </w:tabs>
+        <w:rPr>
+          <w:b/>
+          <w:bCs/>
+          <w:color w:val="44546A" w:themeColor="text2"/>
+          <w:sz w:val="40"/>
+          <w:szCs w:val="40"/>
+        </w:rPr>
+      </w:pPr>
+      <w:r>
+        <w:rPr>
+          <w:b/>
+          <w:bCs/>
+          <w:color w:val="44546A" w:themeColor="text2"/>
+          <w:sz w:val="40"/>
+          <w:szCs w:val="40"/>
+        </w:rPr>
+        <w:lastRenderedPageBreak/>
+        <w:t>QUALITY ASSURANCE</w:t>
+      </w:r>
+    </w:p>
+    <w:p>
+      <w:pPr>
+        <w:tabs>
+          <w:tab w:val="left" w:pos="2472"/>
+        </w:tabs>
+        <w:rPr>
+          <w:b/>
+          <w:bCs/>
+          <w:color w:val="44546A" w:themeColor="text2"/>
+          <w:sz w:val="40"/>
+          <w:szCs w:val="40"/>
+        </w:rPr>
+      </w:pPr>
+      <w:r>
+        <w:rPr>
+          <w:b/>
+          <w:bCs/>
+          <w:color w:val="44546A" w:themeColor="text2"/>
+          <w:sz w:val="40"/>
+          <w:szCs w:val="40"/>
+        </w:rPr>
+        <w:t xml:space="preserve">Browser: </w:t>
+      </w:r>
+      <w:r>
+        <w:rPr>
+          <w:b/>
+          <w:bCs/>
+          <w:color w:val="44546A" w:themeColor="text2"/>
+          <w:sz w:val="40"/>
+          <w:szCs w:val="40"/>
+        </w:rPr>
+        <w:t>Micr</w:t>
+      </w:r>
+      <w:r>
+        <w:rPr>
+          <w:b/>
+          <w:bCs/>
+          <w:color w:val="44546A" w:themeColor="text2"/>
+          <w:sz w:val="40"/>
+          <w:szCs w:val="40"/>
+        </w:rPr>
+        <w:t>osoft edge</w:t>
+      </w:r>
+    </w:p>
+    <w:p>
+      <w:pPr>
+        <w:tabs>
+          <w:tab w:val="left" w:pos="2472"/>
+        </w:tabs>
+        <w:rPr>
+          <w:b/>
+          <w:bCs/>
+          <w:color w:val="44546A" w:themeColor="text2"/>
+          <w:sz w:val="40"/>
+          <w:szCs w:val="40"/>
+        </w:rPr>
+      </w:pPr>
+      <w:r>
+        <w:rPr>
+          <w:b/>
+          <w:bCs/>
+          <w:color w:val="44546A" w:themeColor="text2"/>
+          <w:sz w:val="40"/>
+          <w:szCs w:val="40"/>
+        </w:rPr>
+        <w:t>Device</w:t>
+      </w:r>
+      <w:r>
+        <w:rPr>
+          <w:b/>
+          <w:bCs/>
+          <w:color w:val="44546A" w:themeColor="text2"/>
+          <w:sz w:val="40"/>
+          <w:szCs w:val="40"/>
+        </w:rPr>
+        <w:t>: Laptop Hp</w:t>
+      </w:r>
+    </w:p>
+    <w:p>
+      <w:pPr>
+        <w:tabs>
+          <w:tab w:val="left" w:pos="2472"/>
+        </w:tabs>
+        <w:rPr>
+          <w:b/>
+          <w:bCs/>
+          <w:color w:val="44546A" w:themeColor="text2"/>
+          <w:sz w:val="40"/>
+          <w:szCs w:val="40"/>
+        </w:rPr>
+      </w:pPr>
+      <w:r>
+        <w:rPr>
+          <w:b/>
+          <w:bCs/>
+          <w:noProof/>
+          <w:color w:val="44546A" w:themeColor="text2"/>
+          <w:sz w:val="40"/>
+          <w:szCs w:val="40"/>
+        </w:rPr>
+        <w:drawing>
+          <wp:inline distT="0" distB="0" distL="0" distR="0" wp14:anchorId="5F351685" wp14:editId="490E27BB">
+            <wp:extent cx="5731510" cy="3044825"/>
+            <wp:effectExtent l="0" t="0" r="2540" b="3175"/>
+            <wp:docPr id="1466813544" name="Picture 17"/>
+            <wp:cNvGraphicFramePr>
+              <a:graphicFrameLocks xmlns:a="http://schemas.openxmlformats.org/drawingml/2006/main" noChangeAspect="1"/>
+            </wp:cNvGraphicFramePr>
+            <a:graphic xmlns:a="http://schemas.openxmlformats.org/drawingml/2006/main">
+              <a:graphicData uri="http://schemas.openxmlformats.org/drawingml/2006/picture">
+                <pic:pic xmlns:pic="http://schemas.openxmlformats.org/drawingml/2006/picture">
+                  <pic:nvPicPr>
+                    <pic:cNvPr id="1466813544" name="Picture 1466813544"/>
+                    <pic:cNvPicPr/>
+                  </pic:nvPicPr>
+                  <pic:blipFill>
+                    <a:blip r:embed="rId19" cstate="print">
+                      <a:extLst>
+                        <a:ext uri="{28A0092B-C50C-407E-A947-70E740481C1C}">
+                          <a14:useLocalDpi xmlns:a14="http://schemas.microsoft.com/office/drawing/2010/main" val="0"/>
+                        </a:ext>
+                      </a:extLst>
+                    </a:blip>
+                    <a:stretch>
+                      <a:fillRect/>
+                    </a:stretch>
+                  </pic:blipFill>
+                  <pic:spPr>
+                    <a:xfrm>
+                      <a:off x="0" y="0"/>
+                      <a:ext cx="5731510" cy="3044825"/>
+                    </a:xfrm>
+                    <a:prstGeom prst="rect">
+                      <a:avLst/>
+                    </a:prstGeom>
+                  </pic:spPr>
+                </pic:pic>
+              </a:graphicData>
+            </a:graphic>
+          </wp:inline>
+        </w:drawing>
+      </w:r>
+    </w:p>
+    <w:p>
+      <w:pPr>
+        <w:tabs>
+          <w:tab w:val="left" w:pos="2472"/>
+        </w:tabs>
+        <w:rPr>
+          <w:b/>
+          <w:bCs/>
+          <w:color w:val="44546A" w:themeColor="text2"/>
+          <w:sz w:val="40"/>
+          <w:szCs w:val="40"/>
+        </w:rPr>
+      </w:pPr>
+    </w:p>
+    <w:p>
+      <w:pPr>
+        <w:tabs>
+          <w:tab w:val="left" w:pos="2472"/>
+        </w:tabs>
+        <w:rPr>
+          <w:b/>
+          <w:bCs/>
+          <w:color w:val="44546A" w:themeColor="text2"/>
+          <w:sz w:val="40"/>
+          <w:szCs w:val="40"/>
+        </w:rPr>
+      </w:pPr>
+    </w:p>
+    <w:p>
+      <w:pPr>
+        <w:tabs>
+          <w:tab w:val="left" w:pos="2472"/>
+        </w:tabs>
+        <w:rPr>
+          <w:b/>
+          <w:bCs/>
+          <w:color w:val="44546A" w:themeColor="text2"/>
+          <w:sz w:val="40"/>
+          <w:szCs w:val="40"/>
+        </w:rPr>
+      </w:pPr>
+      <w:r>
+        <w:rPr>
+          <w:b/>
+          <w:bCs/>
+          <w:color w:val="44546A" w:themeColor="text2"/>
+          <w:sz w:val="40"/>
+          <w:szCs w:val="40"/>
+        </w:rPr>
+        <w:t>Browser: Safari</w:t>
+      </w:r>
+    </w:p>
+    <w:p>
+      <w:pPr>
+        <w:tabs>
+          <w:tab w:val="left" w:pos="2472"/>
+        </w:tabs>
+        <w:rPr>
+          <w:b/>
+          <w:bCs/>
+          <w:color w:val="44546A" w:themeColor="text2"/>
+          <w:sz w:val="40"/>
+          <w:szCs w:val="40"/>
+        </w:rPr>
+      </w:pPr>
+      <w:r>
+        <w:rPr>
+          <w:b/>
+          <w:bCs/>
+          <w:color w:val="44546A" w:themeColor="text2"/>
+          <w:sz w:val="40"/>
+          <w:szCs w:val="40"/>
+        </w:rPr>
+        <w:t>Device: Iphone 13</w:t>
+      </w:r>
+    </w:p>
+    <w:p>
+      <w:pPr>
+        <w:tabs>
+          <w:tab w:val="left" w:pos="2472"/>
+        </w:tabs>
+        <w:rPr>
+          <w:b/>
+          <w:bCs/>
+          <w:color w:val="44546A" w:themeColor="text2"/>
+          <w:sz w:val="40"/>
+          <w:szCs w:val="40"/>
+        </w:rPr>
+      </w:pPr>
+      <w:r>
+        <w:rPr>
+          <w:b/>
+          <w:bCs/>
+          <w:noProof/>
+          <w:color w:val="44546A" w:themeColor="text2"/>
+          <w:sz w:val="40"/>
+          <w:szCs w:val="40"/>
+        </w:rPr>
+        <w:lastRenderedPageBreak/>
+        <w:drawing>
+          <wp:inline distT="0" distB="0" distL="0" distR="0" wp14:anchorId="113B18ED" wp14:editId="0A5408C6">
+            <wp:extent cx="4095750" cy="8863330"/>
+            <wp:effectExtent l="0" t="0" r="0" b="0"/>
+            <wp:docPr id="349698590" name="Picture 10"/>
+            <wp:cNvGraphicFramePr>
+              <a:graphicFrameLocks xmlns:a="http://schemas.openxmlformats.org/drawingml/2006/main" noChangeAspect="1"/>
+            </wp:cNvGraphicFramePr>
+            <a:graphic xmlns:a="http://schemas.openxmlformats.org/drawingml/2006/main">
+              <a:graphicData uri="http://schemas.openxmlformats.org/drawingml/2006/picture">
+                <pic:pic xmlns:pic="http://schemas.openxmlformats.org/drawingml/2006/picture">
+                  <pic:nvPicPr>
+                    <pic:cNvPr id="349698590" name="Picture 349698590"/>
+                    <pic:cNvPicPr/>
+                  </pic:nvPicPr>
+                  <pic:blipFill>
+                    <a:blip r:embed="rId20" cstate="print">
+                      <a:extLst>
+                        <a:ext uri="{28A0092B-C50C-407E-A947-70E740481C1C}">
+                          <a14:useLocalDpi xmlns:a14="http://schemas.microsoft.com/office/drawing/2010/main" val="0"/>
+                        </a:ext>
+                      </a:extLst>
+                    </a:blip>
+                    <a:stretch>
+                      <a:fillRect/>
+                    </a:stretch>
+                  </pic:blipFill>
+                  <pic:spPr>
+                    <a:xfrm>
+                      <a:off x="0" y="0"/>
+                      <a:ext cx="4095750" cy="8863330"/>
+                    </a:xfrm>
+                    <a:prstGeom prst="rect">
+                      <a:avLst/>
+                    </a:prstGeom>
+                  </pic:spPr>
+                </pic:pic>
+              </a:graphicData>
+            </a:graphic>
+          </wp:inline>
+        </w:drawing>
+      </w:r>
+    </w:p>
+    <w:p>
+      <w:pPr>
+        <w:tabs>
+          <w:tab w:val="left" w:pos="2472"/>
+        </w:tabs>
+        <w:rPr>
+          <w:b/>
+          <w:bCs/>
+          <w:color w:val="44546A" w:themeColor="text2"/>
+          <w:sz w:val="40"/>
+          <w:szCs w:val="40"/>
+        </w:rPr>
+      </w:pPr>
+      <w:r>
+        <w:rPr>
+          <w:b/>
+          <w:bCs/>
+          <w:color w:val="44546A" w:themeColor="text2"/>
+          <w:sz w:val="40"/>
+          <w:szCs w:val="40"/>
+        </w:rPr>
+        <w:lastRenderedPageBreak/>
+        <w:t>Brower:</w:t>
+      </w:r>
+      <w:r>
+        <w:rPr>
+          <w:b/>
+          <w:bCs/>
+          <w:color w:val="44546A" w:themeColor="text2"/>
+          <w:sz w:val="40"/>
+          <w:szCs w:val="40"/>
+        </w:rPr>
+        <w:t xml:space="preserve"> </w:t>
+      </w:r>
+      <w:r>
+        <w:rPr>
+          <w:b/>
+          <w:bCs/>
+          <w:color w:val="44546A" w:themeColor="text2"/>
+          <w:sz w:val="40"/>
+          <w:szCs w:val="40"/>
+        </w:rPr>
+        <w:t>Chrom</w:t>
+      </w:r>
+      <w:r>
+        <w:rPr>
+          <w:b/>
+          <w:bCs/>
+          <w:color w:val="44546A" w:themeColor="text2"/>
+          <w:sz w:val="40"/>
+          <w:szCs w:val="40"/>
+        </w:rPr>
+        <w:t>e</w:t>
+      </w:r>
+      <w:r>
+        <w:rPr>
+          <w:b/>
+          <w:bCs/>
+          <w:color w:val="44546A" w:themeColor="text2"/>
+          <w:sz w:val="40"/>
+          <w:szCs w:val="40"/>
+        </w:rPr>
+        <w:t xml:space="preserve">Device: </w:t>
+      </w:r>
+      <w:r>
+        <w:rPr>
+          <w:b/>
+          <w:bCs/>
+          <w:color w:val="44546A" w:themeColor="text2"/>
+          <w:sz w:val="40"/>
+          <w:szCs w:val="40"/>
+        </w:rPr>
+        <w:t>Samsung A14</w:t>
+      </w:r>
+    </w:p>
+    <w:p>
+      <w:pPr>
+        <w:tabs>
+          <w:tab w:val="left" w:pos="2472"/>
+        </w:tabs>
+        <w:rPr>
+          <w:b/>
+          <w:bCs/>
+          <w:color w:val="44546A" w:themeColor="text2"/>
+          <w:sz w:val="40"/>
+          <w:szCs w:val="40"/>
+        </w:rPr>
+      </w:pPr>
+      <w:r>
+        <w:rPr>
+          <w:b/>
+          <w:bCs/>
+          <w:noProof/>
+          <w:color w:val="44546A" w:themeColor="text2"/>
+          <w:sz w:val="40"/>
+          <w:szCs w:val="40"/>
+        </w:rPr>
+        <w:lastRenderedPageBreak/>
+        <w:drawing>
+          <wp:inline distT="0" distB="0" distL="0" distR="0" wp14:anchorId="73BCAF34" wp14:editId="2E48B322">
+            <wp:extent cx="3975100" cy="8863330"/>
+            <wp:effectExtent l="0" t="0" r="6350" b="0"/>
+            <wp:docPr id="1559322344" name="Picture 12"/>
+            <wp:cNvGraphicFramePr>
+              <a:graphicFrameLocks xmlns:a="http://schemas.openxmlformats.org/drawingml/2006/main" noChangeAspect="1"/>
+            </wp:cNvGraphicFramePr>
+            <a:graphic xmlns:a="http://schemas.openxmlformats.org/drawingml/2006/main">
+              <a:graphicData uri="http://schemas.openxmlformats.org/drawingml/2006/picture">
+                <pic:pic xmlns:pic="http://schemas.openxmlformats.org/drawingml/2006/picture">
+                  <pic:nvPicPr>
+                    <pic:cNvPr id="1559322344" name="Picture 1559322344"/>
+                    <pic:cNvPicPr/>
+                  </pic:nvPicPr>
+                  <pic:blipFill>
+                    <a:blip r:embed="rId21" cstate="print">
+                      <a:extLst>
+                        <a:ext uri="{28A0092B-C50C-407E-A947-70E740481C1C}">
+                          <a14:useLocalDpi xmlns:a14="http://schemas.microsoft.com/office/drawing/2010/main" val="0"/>
+                        </a:ext>
+                      </a:extLst>
+                    </a:blip>
+                    <a:stretch>
+                      <a:fillRect/>
+                    </a:stretch>
+                  </pic:blipFill>
+                  <pic:spPr>
+                    <a:xfrm>
+                      <a:off x="0" y="0"/>
+                      <a:ext cx="3975100" cy="8863330"/>
+                    </a:xfrm>
+                    <a:prstGeom prst="rect">
+                      <a:avLst/>
+                    </a:prstGeom>
+                  </pic:spPr>
+                </pic:pic>
+              </a:graphicData>
+            </a:graphic>
+          </wp:inline>
+        </w:drawing>
+      </w:r>
+    </w:p>
+    <w:p>
+      <w:pPr>
+        <w:tabs>
+          <w:tab w:val="left" w:pos="2472"/>
+        </w:tabs>
+        <w:rPr>
+          <w:b/>
+          <w:bCs/>
+          <w:color w:val="44546A" w:themeColor="text2"/>
+          <w:sz w:val="40"/>
+          <w:szCs w:val="40"/>
+        </w:rPr>
+      </w:pPr>
+    </w:p>
+    <w:p>
+      <w:pPr>
+        <w:tabs>
+          <w:tab w:val="left" w:pos="2472"/>
+        </w:tabs>
+        <w:rPr>
+          <w:b/>
+          <w:bCs/>
+          <w:color w:val="44546A" w:themeColor="text2"/>
+          <w:sz w:val="40"/>
+          <w:szCs w:val="40"/>
+        </w:rPr>
+      </w:pPr>
+    </w:p>
+    <w:p>
+      <w:pPr>
+        <w:tabs>
+          <w:tab w:val="left" w:pos="2472"/>
+        </w:tabs>
+        <w:rPr>
+          <w:b/>
+          <w:bCs/>
+          <w:color w:val="44546A" w:themeColor="text2"/>
+          <w:sz w:val="40"/>
+          <w:szCs w:val="40"/>
+        </w:rPr>
+      </w:pPr>
+      <w:r>
+        <w:rPr>
+          <w:b/>
+          <w:bCs/>
+          <w:color w:val="44546A" w:themeColor="text2"/>
+          <w:sz w:val="40"/>
+          <w:szCs w:val="40"/>
+        </w:rPr>
+        <w:t>FUTURE DEVEL</w:t>
+      </w:r>
+      <w:r>
+        <w:rPr>
+          <w:b/>
+          <w:bCs/>
+          <w:color w:val="44546A" w:themeColor="text2"/>
+          <w:sz w:val="40"/>
+          <w:szCs w:val="40"/>
+        </w:rPr>
+        <w:t xml:space="preserve">OPMENTS </w:t>
+      </w:r>
+    </w:p>
+    <w:p>
+      <w:pPr>
+        <w:tabs>
+          <w:tab w:val="left" w:pos="2472"/>
+        </w:tabs>
+        <w:rPr>
+          <w:sz w:val="32"/>
+          <w:szCs w:val="32"/>
+        </w:rPr>
+      </w:pPr>
+      <w:r>
+        <w:rPr>
+          <w:rStyle w:val="Strong"/>
+          <w:sz w:val="32"/>
+          <w:szCs w:val="32"/>
+        </w:rPr>
+        <w:t>Multilingual Support</w:t>
+      </w:r>
+      <w:r>
+        <w:rPr>
+          <w:sz w:val="32"/>
+          <w:szCs w:val="32"/>
+        </w:rPr>
+        <w:t xml:space="preserve"> Since Botswana has multiple languages</w:t>
+      </w:r>
+      <w:r>
+        <w:rPr>
+          <w:sz w:val="32"/>
+          <w:szCs w:val="32"/>
+        </w:rPr>
+        <w:t>,</w:t>
+      </w:r>
+      <w:r>
+        <w:rPr>
+          <w:sz w:val="32"/>
+          <w:szCs w:val="32"/>
+        </w:rPr>
+        <w:t xml:space="preserve"> including Setswana, adding a language toggle to switch between English and Setswana would make the site more inclusive and accessible to a wider population.</w:t>
+      </w:r>
+    </w:p>
+    <w:p>
+      <w:pPr>
+        <w:tabs>
+          <w:tab w:val="left" w:pos="2472"/>
+        </w:tabs>
+      </w:pPr>
+      <w:r>
+        <w:rPr>
+          <w:rStyle w:val="Strong"/>
+          <w:sz w:val="32"/>
+          <w:szCs w:val="32"/>
+        </w:rPr>
+        <w:t>Accessibility Improvements</w:t>
+      </w:r>
+      <w:r>
+        <w:rPr>
+          <w:sz w:val="32"/>
+          <w:szCs w:val="32"/>
+        </w:rPr>
+        <w:t xml:space="preserve"> The website could be improved to meet WCAG 2.1 accessibility standards</w:t>
+      </w:r>
+      <w:r>
+        <w:rPr>
+          <w:sz w:val="32"/>
+          <w:szCs w:val="32"/>
+        </w:rPr>
+        <w:t xml:space="preserve">, </w:t>
+      </w:r>
+      <w:r>
+        <w:rPr>
+          <w:sz w:val="32"/>
+          <w:szCs w:val="32"/>
+        </w:rPr>
+        <w:t>adding proper ARIA labels, keyboard navigation support, and sufficient colour contrast so that users with disabilities can use the site effectively</w:t>
+      </w:r>
+      <w:r>
+        <w:t>.</w:t>
+      </w:r>
+    </w:p>
+    <w:p>
+      <w:pPr>
+        <w:tabs>
+          <w:tab w:val="left" w:pos="2472"/>
+        </w:tabs>
+        <w:rPr>
+          <w:sz w:val="32"/>
+          <w:szCs w:val="32"/>
+        </w:rPr>
+      </w:pPr>
+      <w:r>
+        <w:rPr>
+          <w:rStyle w:val="Strong"/>
+          <w:sz w:val="32"/>
+          <w:szCs w:val="32"/>
+        </w:rPr>
+        <w:t>Search Functionality</w:t>
+      </w:r>
+      <w:r>
+        <w:rPr>
+          <w:sz w:val="32"/>
+          <w:szCs w:val="32"/>
+        </w:rPr>
+        <w:t xml:space="preserve"> Currently</w:t>
+      </w:r>
+      <w:r>
+        <w:rPr>
+          <w:sz w:val="32"/>
+          <w:szCs w:val="32"/>
+        </w:rPr>
+        <w:t>,</w:t>
+      </w:r>
+      <w:r>
+        <w:rPr>
+          <w:sz w:val="32"/>
+          <w:szCs w:val="32"/>
+        </w:rPr>
+        <w:t xml:space="preserve"> the search bar in the header does not work. In the future, JavaScript could be added to filter institutions on the Regulated Entities page in real time as the user types, making it easier to verify licensed institutions quickly.</w:t>
+      </w:r>
+    </w:p>
+    <w:p>
+      <w:pPr>
+        <w:tabs>
+          <w:tab w:val="left" w:pos="2472"/>
+        </w:tabs>
+        <w:rPr>
+          <w:b/>
+          <w:bCs/>
+          <w:color w:val="44546A" w:themeColor="text2"/>
+          <w:sz w:val="32"/>
+          <w:szCs w:val="32"/>
+        </w:rPr>
+      </w:pPr>
+    </w:p>
+    <w:p>
+      <w:pPr>
+        <w:tabs>
+          <w:tab w:val="left" w:pos="2472"/>
+        </w:tabs>
+        <w:rPr>
+          <w:b/>
+          <w:bCs/>
+          <w:color w:val="44546A" w:themeColor="text2"/>
+          <w:sz w:val="32"/>
+          <w:szCs w:val="32"/>
+        </w:rPr>
+      </w:pPr>
+    </w:p>
+    <w:p>
+      <w:pPr>
+        <w:tabs>
+          <w:tab w:val="left" w:pos="2472"/>
+        </w:tabs>
+        <w:rPr>
+          <w:b/>
+          <w:bCs/>
+          <w:color w:val="44546A" w:themeColor="text2"/>
+          <w:sz w:val="32"/>
+          <w:szCs w:val="32"/>
+        </w:rPr>
+      </w:pPr>
+    </w:p>
+    <w:p>
+      <w:pPr>
+        <w:tabs>
+          <w:tab w:val="left" w:pos="2472"/>
+        </w:tabs>
+        <w:rPr>
+          <w:b/>
+          <w:bCs/>
+          <w:color w:val="44546A" w:themeColor="text2"/>
+          <w:sz w:val="44"/>
+          <w:szCs w:val="44"/>
+        </w:rPr>
+      </w:pPr>
+      <w:r>
+        <w:rPr>
+          <w:b/>
+          <w:bCs/>
+          <w:color w:val="44546A" w:themeColor="text2"/>
+          <w:sz w:val="44"/>
+          <w:szCs w:val="44"/>
+        </w:rPr>
+        <w:t xml:space="preserve">FONTS AND COLOURS USED </w:t>
+      </w:r>
+    </w:p>
+    <w:p>
+      <w:pPr>
+        <w:tabs>
+          <w:tab w:val="left" w:pos="2472"/>
+        </w:tabs>
+        <w:rPr>
+          <w:b/>
+          <w:bCs/>
+          <w:color w:val="44546A" w:themeColor="text2"/>
+          <w:sz w:val="32"/>
+          <w:szCs w:val="32"/>
+        </w:rPr>
+      </w:pPr>
+      <w:r>
+        <w:rPr>
+          <w:b/>
+          <w:bCs/>
+          <w:color w:val="44546A" w:themeColor="text2"/>
+          <w:sz w:val="32"/>
+          <w:szCs w:val="32"/>
+        </w:rPr>
+        <w:t>FONTS</w:t>
+      </w:r>
+    </w:p>
+    <w:p>
+      <w:pPr>
+        <w:pStyle w:val="font-claude-response-body"/>
+      </w:pPr>
+    </w:p>
+    <w:p>
+      <w:pPr>
+        <w:pStyle w:val="font-claude-response-body"/>
+        <w:rPr>
+          <w:sz w:val="32"/>
+          <w:szCs w:val="32"/>
+        </w:rPr>
+      </w:pPr>
+      <w:r>
+        <w:rPr>
+          <w:rStyle w:val="Strong"/>
+          <w:sz w:val="32"/>
+          <w:szCs w:val="32"/>
+        </w:rPr>
+        <w:t>1. Montserrat (Bold 500, 700)</w:t>
+      </w:r>
+      <w:r>
+        <w:rPr>
+          <w:sz w:val="32"/>
+          <w:szCs w:val="32"/>
+        </w:rPr>
+        <w:t xml:space="preserve"> Used for: Logo, headings (h2), card titles, buttons, footer headings, labels Why: Montserrat is a clean, professional sans-serif font that conveys authority and trustworthiness — qualities important for a financial regulatory body. Its bold weight makes headings stand out clearly.</w:t>
+      </w:r>
+    </w:p>
+    <w:p>
+      <w:pPr>
+        <w:pStyle w:val="font-claude-response-body"/>
+        <w:rPr>
+          <w:sz w:val="32"/>
+          <w:szCs w:val="32"/>
+        </w:rPr>
+      </w:pPr>
+      <w:r>
+        <w:rPr>
+          <w:rStyle w:val="Strong"/>
+          <w:sz w:val="32"/>
+          <w:szCs w:val="32"/>
+        </w:rPr>
+        <w:lastRenderedPageBreak/>
+        <w:t>2. Alike (Regular)</w:t>
+      </w:r>
+      <w:r>
+        <w:rPr>
+          <w:sz w:val="32"/>
+          <w:szCs w:val="32"/>
+        </w:rPr>
+        <w:t xml:space="preserve"> Used for: Hero section h1 headings on every page Why: Alike is a serif font that adds a formal, institutional feel to the main page titles. It contrasts well with Montserrat, creating visual hierarchy between the hero heading and the rest of the content.</w:t>
+      </w:r>
+    </w:p>
+    <w:p>
+      <w:pPr>
+        <w:pStyle w:val="font-claude-response-body"/>
+        <w:rPr>
+          <w:sz w:val="32"/>
+          <w:szCs w:val="32"/>
+        </w:rPr>
+      </w:pPr>
+      <w:r>
+        <w:rPr>
+          <w:rStyle w:val="Strong"/>
+          <w:sz w:val="32"/>
+          <w:szCs w:val="32"/>
+        </w:rPr>
+        <w:t>3. Be Vietnam Pro (Regular 400, Medium 500, Bold 700)</w:t>
+      </w:r>
+      <w:r>
+        <w:rPr>
+          <w:sz w:val="32"/>
+          <w:szCs w:val="32"/>
+        </w:rPr>
+        <w:t xml:space="preserve"> Used for: All body text, paragraphs, nav links, form inputs Why: Be Vietnam Pro is highly readable at small sizes and gives the site a modern, approachable feel. It balances well with the more formal Alike and structured Montserrat</w:t>
+      </w:r>
+    </w:p>
+    <w:p>
+      <w:pPr>
+        <w:pStyle w:val="font-claude-response-body"/>
+        <w:rPr>
+          <w:sz w:val="32"/>
+          <w:szCs w:val="32"/>
+        </w:rPr>
+      </w:pPr>
+      <w:r>
+        <w:rPr>
+          <w:sz w:val="32"/>
+          <w:szCs w:val="32"/>
+        </w:rPr>
+        <w:t>COLOURS</w:t>
+      </w:r>
+    </w:p>
+    <w:p>
+      <w:pPr>
+        <w:spacing w:before="100" w:beforeAutospacing="1" w:after="100" w:afterAutospacing="1" w:line="240" w:lineRule="auto"/>
+        <w:rPr>
+          <w:rFonts w:ascii="Times New Roman" w:eastAsia="Times New Roman" w:hAnsi="Times New Roman" w:cs="Times New Roman"/>
+          <w:sz w:val="32"/>
+          <w:szCs w:val="32"/>
+          <w:lang w:eastAsia="en-ZA"/>
+        </w:rPr>
+      </w:pPr>
+      <w:r>
+        <w:rPr>
+          <w:rFonts w:ascii="Times New Roman" w:eastAsia="Times New Roman" w:hAnsi="Times New Roman" w:cs="Times New Roman"/>
+          <w:b/>
+          <w:bCs/>
+          <w:sz w:val="32"/>
+          <w:szCs w:val="32"/>
+          <w:lang w:eastAsia="en-ZA"/>
+        </w:rPr>
+        <w:t>1. #246459 — Main Green</w:t>
+      </w:r>
+      <w:r>
+        <w:rPr>
+          <w:rFonts w:ascii="Times New Roman" w:eastAsia="Times New Roman" w:hAnsi="Times New Roman" w:cs="Times New Roman"/>
+          <w:sz w:val="32"/>
+          <w:szCs w:val="32"/>
+          <w:lang w:eastAsia="en-ZA"/>
+        </w:rPr>
+        <w:t xml:space="preserve"> Used for: Background of Home, About Us, and Feedback pages; header and footer of all blue pages Why: Green represents stability, trust, and growth — values associated with financial regulation and consumer protection. It gives the site a professional, calm appearance.</w:t>
+      </w:r>
+    </w:p>
+    <w:p>
+      <w:pPr>
+        <w:spacing w:before="100" w:beforeAutospacing="1" w:after="100" w:afterAutospacing="1" w:line="240" w:lineRule="auto"/>
+        <w:rPr>
+          <w:rFonts w:ascii="Times New Roman" w:eastAsia="Times New Roman" w:hAnsi="Times New Roman" w:cs="Times New Roman"/>
+          <w:sz w:val="32"/>
+          <w:szCs w:val="32"/>
+          <w:lang w:eastAsia="en-ZA"/>
+        </w:rPr>
+      </w:pPr>
+      <w:r>
+        <w:rPr>
+          <w:rFonts w:ascii="Times New Roman" w:eastAsia="Times New Roman" w:hAnsi="Times New Roman" w:cs="Times New Roman"/>
+          <w:b/>
+          <w:bCs/>
+          <w:sz w:val="32"/>
+          <w:szCs w:val="32"/>
+          <w:lang w:eastAsia="en-ZA"/>
+        </w:rPr>
+        <w:t>2. #1a4a41 — Dark Green</w:t>
+      </w:r>
+      <w:r>
+        <w:rPr>
+          <w:rFonts w:ascii="Times New Roman" w:eastAsia="Times New Roman" w:hAnsi="Times New Roman" w:cs="Times New Roman"/>
+          <w:sz w:val="32"/>
+          <w:szCs w:val="32"/>
+          <w:lang w:eastAsia="en-ZA"/>
+        </w:rPr>
+        <w:t xml:space="preserve"> Used for: Header and footer background on green pages; hero gradient Why: A darker shade of the main green used to create depth and visual contrast between the header/footer and the page body, making navigation easy to identify.</w:t>
+      </w:r>
+    </w:p>
+    <w:p>
+      <w:pPr>
+        <w:spacing w:before="100" w:beforeAutospacing="1" w:after="100" w:afterAutospacing="1" w:line="240" w:lineRule="auto"/>
+        <w:rPr>
+          <w:rFonts w:ascii="Times New Roman" w:eastAsia="Times New Roman" w:hAnsi="Times New Roman" w:cs="Times New Roman"/>
+          <w:sz w:val="32"/>
+          <w:szCs w:val="32"/>
+          <w:lang w:eastAsia="en-ZA"/>
+        </w:rPr>
+      </w:pPr>
+      <w:r>
+        <w:rPr>
+          <w:rFonts w:ascii="Times New Roman" w:eastAsia="Times New Roman" w:hAnsi="Times New Roman" w:cs="Times New Roman"/>
+          <w:b/>
+          <w:bCs/>
+          <w:sz w:val="32"/>
+          <w:szCs w:val="32"/>
+          <w:lang w:eastAsia="en-ZA"/>
+        </w:rPr>
+        <w:t>3. #072a59 — Navy Blue</w:t>
+      </w:r>
+      <w:r>
+        <w:rPr>
+          <w:rFonts w:ascii="Times New Roman" w:eastAsia="Times New Roman" w:hAnsi="Times New Roman" w:cs="Times New Roman"/>
+          <w:sz w:val="32"/>
+          <w:szCs w:val="32"/>
+          <w:lang w:eastAsia="en-ZA"/>
+        </w:rPr>
+        <w:t xml:space="preserve"> Used for: Background of Consumer Education, Regulated Entities, and Media &amp; News pages Why: Navy blue communicates authority, professionalism, and credibility — commonly associated with government and regulatory institutions. It differentiates the informational pages from the main green pages.</w:t>
+      </w:r>
+    </w:p>
+    <w:p>
+      <w:pPr>
+        <w:spacing w:before="100" w:beforeAutospacing="1" w:after="100" w:afterAutospacing="1" w:line="240" w:lineRule="auto"/>
+        <w:rPr>
+          <w:rFonts w:ascii="Times New Roman" w:eastAsia="Times New Roman" w:hAnsi="Times New Roman" w:cs="Times New Roman"/>
+          <w:sz w:val="32"/>
+          <w:szCs w:val="32"/>
+          <w:lang w:eastAsia="en-ZA"/>
+        </w:rPr>
+      </w:pPr>
+      <w:r>
+        <w:rPr>
+          <w:rFonts w:ascii="Times New Roman" w:eastAsia="Times New Roman" w:hAnsi="Times New Roman" w:cs="Times New Roman"/>
+          <w:b/>
+          <w:bCs/>
+          <w:sz w:val="32"/>
+          <w:szCs w:val="32"/>
+          <w:lang w:eastAsia="en-ZA"/>
+        </w:rPr>
+        <w:t>4. #051e40 — Dark Navy</w:t>
+      </w:r>
+      <w:r>
+        <w:rPr>
+          <w:rFonts w:ascii="Times New Roman" w:eastAsia="Times New Roman" w:hAnsi="Times New Roman" w:cs="Times New Roman"/>
+          <w:sz w:val="32"/>
+          <w:szCs w:val="32"/>
+          <w:lang w:eastAsia="en-ZA"/>
+        </w:rPr>
+        <w:t xml:space="preserve"> Used for: Hero gradient on blue pages Why: Used to add depth to the hero section gradient, creating a smooth transition that adds visual polish without introducing a new colour.</w:t>
+      </w:r>
+    </w:p>
+    <w:p>
+      <w:pPr>
+        <w:spacing w:before="100" w:beforeAutospacing="1" w:after="100" w:afterAutospacing="1" w:line="240" w:lineRule="auto"/>
+        <w:rPr>
+          <w:rFonts w:ascii="Times New Roman" w:eastAsia="Times New Roman" w:hAnsi="Times New Roman" w:cs="Times New Roman"/>
+          <w:sz w:val="32"/>
+          <w:szCs w:val="32"/>
+          <w:lang w:eastAsia="en-ZA"/>
+        </w:rPr>
+      </w:pPr>
+      <w:r>
+        <w:rPr>
+          <w:rFonts w:ascii="Times New Roman" w:eastAsia="Times New Roman" w:hAnsi="Times New Roman" w:cs="Times New Roman"/>
+          <w:b/>
+          <w:bCs/>
+          <w:sz w:val="32"/>
+          <w:szCs w:val="32"/>
+          <w:lang w:eastAsia="en-ZA"/>
+        </w:rPr>
+        <w:t>5. #f5e6a3 — Pastel Yellow</w:t>
+      </w:r>
+      <w:r>
+        <w:rPr>
+          <w:rFonts w:ascii="Times New Roman" w:eastAsia="Times New Roman" w:hAnsi="Times New Roman" w:cs="Times New Roman"/>
+          <w:sz w:val="32"/>
+          <w:szCs w:val="32"/>
+          <w:lang w:eastAsia="en-ZA"/>
+        </w:rPr>
+        <w:t xml:space="preserve"> Used for: All h2 headings, card titles, logo text, labels, buttons Why: Pastel yellow provides warm contrast against both the green and blue backgrounds, making headings and important elements immediately visible. It softens what would </w:t>
+      </w:r>
+      <w:r>
+        <w:rPr>
+          <w:rFonts w:ascii="Times New Roman" w:eastAsia="Times New Roman" w:hAnsi="Times New Roman" w:cs="Times New Roman"/>
+          <w:sz w:val="32"/>
+          <w:szCs w:val="32"/>
+          <w:lang w:eastAsia="en-ZA"/>
+        </w:rPr>
+        <w:lastRenderedPageBreak/>
+        <w:t>otherwise be harsh white-on-dark text, giving the site a more refined look.</w:t>
+      </w:r>
+    </w:p>
+    <w:p>
+      <w:pPr>
+        <w:spacing w:before="100" w:beforeAutospacing="1" w:after="100" w:afterAutospacing="1" w:line="240" w:lineRule="auto"/>
+        <w:rPr>
+          <w:rFonts w:ascii="Times New Roman" w:eastAsia="Times New Roman" w:hAnsi="Times New Roman" w:cs="Times New Roman"/>
+          <w:sz w:val="32"/>
+          <w:szCs w:val="32"/>
+          <w:lang w:eastAsia="en-ZA"/>
+        </w:rPr>
+      </w:pPr>
+      <w:r>
+        <w:rPr>
+          <w:rFonts w:ascii="Times New Roman" w:eastAsia="Times New Roman" w:hAnsi="Times New Roman" w:cs="Times New Roman"/>
+          <w:b/>
+          <w:bCs/>
+          <w:sz w:val="32"/>
+          <w:szCs w:val="32"/>
+          <w:lang w:eastAsia="en-ZA"/>
+        </w:rPr>
+        <w:t>6. #ffffff — White</w:t>
+      </w:r>
+      <w:r>
+        <w:rPr>
+          <w:rFonts w:ascii="Times New Roman" w:eastAsia="Times New Roman" w:hAnsi="Times New Roman" w:cs="Times New Roman"/>
+          <w:sz w:val="32"/>
+          <w:szCs w:val="32"/>
+          <w:lang w:eastAsia="en-ZA"/>
+        </w:rPr>
+        <w:t xml:space="preserve"> Used for: All paragraph text, nav links, form inputs, card body text Why: White ensures maximum readability against the dark green and blue backgrounds, meeting basic accessibility contrast requirements.</w:t>
+      </w:r>
+    </w:p>
+    <w:p>
+      <w:pPr>
+        <w:spacing w:before="100" w:beforeAutospacing="1" w:after="100" w:afterAutospacing="1" w:line="240" w:lineRule="auto"/>
+        <w:rPr>
+          <w:rFonts w:ascii="Times New Roman" w:eastAsia="Times New Roman" w:hAnsi="Times New Roman" w:cs="Times New Roman"/>
+          <w:sz w:val="32"/>
+          <w:szCs w:val="32"/>
+          <w:lang w:eastAsia="en-ZA"/>
+        </w:rPr>
+      </w:pPr>
+      <w:r>
+        <w:rPr>
+          <w:rFonts w:ascii="Times New Roman" w:eastAsia="Times New Roman" w:hAnsi="Times New Roman" w:cs="Times New Roman"/>
+          <w:b/>
+          <w:bCs/>
+          <w:sz w:val="32"/>
+          <w:szCs w:val="32"/>
+          <w:lang w:eastAsia="en-ZA"/>
+        </w:rPr>
+        <w:t xml:space="preserve">7. </w:t>
+      </w:r>
+      <w:proofErr w:type="gramStart"/>
+      <w:r>
+        <w:rPr>
+          <w:rFonts w:ascii="Times New Roman" w:eastAsia="Times New Roman" w:hAnsi="Times New Roman" w:cs="Times New Roman"/>
+          <w:b/>
+          <w:bCs/>
+          <w:sz w:val="32"/>
+          <w:szCs w:val="32"/>
+          <w:lang w:eastAsia="en-ZA"/>
+        </w:rPr>
+        <w:t>rgba(</w:t>
+      </w:r>
+      <w:proofErr w:type="gramEnd"/>
+      <w:r>
+        <w:rPr>
+          <w:rFonts w:ascii="Times New Roman" w:eastAsia="Times New Roman" w:hAnsi="Times New Roman" w:cs="Times New Roman"/>
+          <w:b/>
+          <w:bCs/>
+          <w:sz w:val="32"/>
+          <w:szCs w:val="32"/>
+          <w:lang w:eastAsia="en-ZA"/>
+        </w:rPr>
+        <w:t>255, 255, 255, 0.08) — Transparent White (Card Background)</w:t>
+      </w:r>
+      <w:r>
+        <w:rPr>
+          <w:rFonts w:ascii="Times New Roman" w:eastAsia="Times New Roman" w:hAnsi="Times New Roman" w:cs="Times New Roman"/>
+          <w:sz w:val="32"/>
+          <w:szCs w:val="32"/>
+          <w:lang w:eastAsia="en-ZA"/>
+        </w:rPr>
+        <w:t xml:space="preserve"> Used for: Card backgrounds across all pages Why: A subtle semi-transparent white gives cards a frosted-glass appearance that lifts them off the page background without introducing a completely different colour, keeping the palette consistent.</w:t>
+      </w:r>
+    </w:p>
+    <w:p>
+      <w:pPr>
+        <w:pStyle w:val="font-claude-response-body"/>
+        <w:rPr>
+          <w:sz w:val="32"/>
+          <w:szCs w:val="32"/>
+        </w:rPr>
+      </w:pPr>
+    </w:p>
+    <w:p>
+      <w:pPr>
+        <w:tabs>
+          <w:tab w:val="left" w:pos="2472"/>
+        </w:tabs>
+        <w:rPr>
+          <w:b/>
+          <w:bCs/>
+          <w:color w:val="44546A" w:themeColor="text2"/>
+          <w:sz w:val="32"/>
+          <w:szCs w:val="32"/>
+        </w:rPr>
+      </w:pPr>
+    </w:p>
+    <w:p>
+      <w:pPr>
+        <w:tabs>
+          <w:tab w:val="left" w:pos="2472"/>
+        </w:tabs>
+        <w:rPr>
+          <w:b/>
+          <w:bCs/>
+          <w:color w:val="44546A" w:themeColor="text2"/>
+          <w:sz w:val="40"/>
+          <w:szCs w:val="40"/>
+        </w:rPr>
+      </w:pPr>
+    </w:p>
+    <w:p>
+      <w:pPr>
+        <w:tabs>
+          <w:tab w:val="left" w:pos="2472"/>
+        </w:tabs>
+        <w:rPr>
+          <w:b/>
+          <w:bCs/>
+          <w:color w:val="44546A" w:themeColor="text2"/>
+          <w:sz w:val="40"/>
+          <w:szCs w:val="40"/>
+        </w:rPr>
+      </w:pPr>
+    </w:p>
+    <w:p>
+      <w:pPr>
+        <w:tabs>
+          <w:tab w:val="left" w:pos="2472"/>
+        </w:tabs>
+        <w:rPr>
+          <w:b/>
+          <w:bCs/>
+          <w:color w:val="44546A" w:themeColor="text2"/>
+          <w:sz w:val="40"/>
+          <w:szCs w:val="40"/>
+        </w:rPr>
+      </w:pPr>
     </w:p>
     <w:p>
       <w:pPr>
@@ -9059,6 +11146,31 @@
       <w:u w:val="single"/>
     </w:rPr>
   </w:style>
+  <w:style w:type="character" w:styleId="Strong">
+    <w:name w:val="Strong"/>
+    <w:basedOn w:val="DefaultParagraphFont"/>
+    <w:uiPriority w:val="22"/>
+    <w:qFormat/>
+    <w:rsid w:val="00380228"/>
+    <w:rPr>
+      <w:b/>
+      <w:bCs/>
+    </w:rPr>
+  </w:style>
+  <w:style w:type="paragraph" w:customStyle="1" w:styleId="font-claude-response-body">
+    <w:name w:val="font-claude-response-body"/>
+    <w:basedOn w:val="Normal"/>
+    <w:rsid w:val="002324A8"/>
+    <w:pPr>
+      <w:spacing w:before="100" w:beforeAutospacing="1" w:after="100" w:afterAutospacing="1" w:line="240" w:lineRule="auto"/>
+    </w:pPr>
+    <w:rPr>
+      <w:rFonts w:ascii="Times New Roman" w:eastAsia="Times New Roman" w:hAnsi="Times New Roman" w:cs="Times New Roman"/>
+      <w:sz w:val="24"/>
+      <w:szCs w:val="24"/>
+      <w:lang w:eastAsia="en-ZA"/>
+    </w:rPr>
+  </w:style>
 </w:styles>
 </file>
 
